--- a/doc/詩/現代詩/戴望舒/戴望舒-在天晴了的時候.docx
+++ b/doc/詩/現代詩/戴望舒/戴望舒-在天晴了的時候.docx
@@ -1,56 +1,47 @@
 
 <file path=word/document.xml><?xml version="1.0" encoding="utf-8"?>
-<w:document xmlns:wpc="http://schemas.microsoft.com/office/word/2010/wordprocessingCanvas" xmlns:cx="http://schemas.microsoft.com/office/drawing/2014/chartex" xmlns:cx1="http://schemas.microsoft.com/office/drawing/2015/9/8/chartex" xmlns:cx2="http://schemas.microsoft.com/office/drawing/2015/10/21/chartex" xmlns:cx3="http://schemas.microsoft.com/office/drawing/2016/5/9/chartex" xmlns:cx4="http://schemas.microsoft.com/office/drawing/2016/5/10/chartex" xmlns:cx5="http://schemas.microsoft.com/office/drawing/2016/5/11/chartex" xmlns:cx6="http://schemas.microsoft.com/office/drawing/2016/5/12/chartex" xmlns:cx7="http://schemas.microsoft.com/office/drawing/2016/5/13/chartex" xmlns:cx8="http://schemas.microsoft.com/office/drawing/2016/5/14/chartex" xmlns:mc="http://schemas.openxmlformats.org/markup-compatibility/2006" xmlns:aink="http://schemas.microsoft.com/office/drawing/2016/ink" xmlns:am3d="http://schemas.microsoft.com/office/drawing/2017/model3d" xmlns:o="urn:schemas-microsoft-com:office:office" xmlns:oel="http://schemas.microsoft.com/office/2019/extlst" xmlns:r="http://schemas.openxmlformats.org/officeDocument/2006/relationships" xmlns:m="http://schemas.openxmlformats.org/officeDocument/2006/math" xmlns:v="urn:schemas-microsoft-com:vml" xmlns:wp14="http://schemas.microsoft.com/office/word/2010/wordprocessingDrawing" xmlns:wp="http://schemas.openxmlformats.org/drawingml/2006/wordprocessingDrawing" xmlns:w10="urn:schemas-microsoft-com:office:word" xmlns:w="http://schemas.openxmlformats.org/wordprocessingml/2006/main" xmlns:w14="http://schemas.microsoft.com/office/word/2010/wordml" xmlns:w15="http://schemas.microsoft.com/office/word/2012/wordml" xmlns:w16cex="http://schemas.microsoft.com/office/word/2018/wordml/cex" xmlns:w16cid="http://schemas.microsoft.com/office/word/2016/wordml/cid" xmlns:w16="http://schemas.microsoft.com/office/word/2018/wordml" xmlns:w16sdtdh="http://schemas.microsoft.com/office/word/2020/wordml/sdtdatahash" xmlns:w16se="http://schemas.microsoft.com/office/word/2015/wordml/symex" xmlns:wpg="http://schemas.microsoft.com/office/word/2010/wordprocessingGroup" xmlns:wpi="http://schemas.microsoft.com/office/word/2010/wordprocessingInk" xmlns:wne="http://schemas.microsoft.com/office/word/2006/wordml" xmlns:wps="http://schemas.microsoft.com/office/word/2010/wordprocessingShape" mc:Ignorable="w14 w15 w16se w16cid w16 w16cex w16sdtdh wp14">
+<w:document xmlns:wpc="http://schemas.microsoft.com/office/word/2010/wordprocessingCanvas" xmlns:cx="http://schemas.microsoft.com/office/drawing/2014/chartex" xmlns:cx1="http://schemas.microsoft.com/office/drawing/2015/9/8/chartex" xmlns:cx2="http://schemas.microsoft.com/office/drawing/2015/10/21/chartex" xmlns:cx3="http://schemas.microsoft.com/office/drawing/2016/5/9/chartex" xmlns:cx4="http://schemas.microsoft.com/office/drawing/2016/5/10/chartex" xmlns:cx5="http://schemas.microsoft.com/office/drawing/2016/5/11/chartex" xmlns:cx6="http://schemas.microsoft.com/office/drawing/2016/5/12/chartex" xmlns:cx7="http://schemas.microsoft.com/office/drawing/2016/5/13/chartex" xmlns:cx8="http://schemas.microsoft.com/office/drawing/2016/5/14/chartex" xmlns:mc="http://schemas.openxmlformats.org/markup-compatibility/2006" xmlns:aink="http://schemas.microsoft.com/office/drawing/2016/ink" xmlns:am3d="http://schemas.microsoft.com/office/drawing/2017/model3d" xmlns:o="urn:schemas-microsoft-com:office:office" xmlns:r="http://schemas.openxmlformats.org/officeDocument/2006/relationships" xmlns:m="http://schemas.openxmlformats.org/officeDocument/2006/math" xmlns:v="urn:schemas-microsoft-com:vml" xmlns:wp14="http://schemas.microsoft.com/office/word/2010/wordprocessingDrawing" xmlns:wp="http://schemas.openxmlformats.org/drawingml/2006/wordprocessingDrawing" xmlns:w10="urn:schemas-microsoft-com:office:word" xmlns:w="http://schemas.openxmlformats.org/wordprocessingml/2006/main" xmlns:w14="http://schemas.microsoft.com/office/word/2010/wordml" xmlns:w15="http://schemas.microsoft.com/office/word/2012/wordml" xmlns:w16cex="http://schemas.microsoft.com/office/word/2018/wordml/cex" xmlns:w16cid="http://schemas.microsoft.com/office/word/2016/wordml/cid" xmlns:w16="http://schemas.microsoft.com/office/word/2018/wordml" xmlns:w16sdtdh="http://schemas.microsoft.com/office/word/2020/wordml/sdtdatahash" xmlns:w16se="http://schemas.microsoft.com/office/word/2015/wordml/symex" xmlns:wpg="http://schemas.microsoft.com/office/word/2010/wordprocessingGroup" xmlns:wpi="http://schemas.microsoft.com/office/word/2010/wordprocessingInk" xmlns:wne="http://schemas.microsoft.com/office/word/2006/wordml" xmlns:wps="http://schemas.microsoft.com/office/word/2010/wordprocessingShape" mc:Ignorable="w14 w15 w16se w16cid w16 w16cex w16sdtdh wp14">
   <w:body>
     <w:p>
       <w:pPr>
+        <w:spacing w:afterLines="50" w:after="180"/>
         <w:rPr>
           <w:rFonts w:ascii="標楷體" w:eastAsia="標楷體" w:hAnsi="標楷體"/>
           <w:sz w:val="32"/>
           <w:szCs w:val="32"/>
         </w:rPr>
       </w:pPr>
-      <w:proofErr w:type="gramStart"/>
       <w:r>
         <w:rPr>
           <w:rFonts w:ascii="標楷體" w:eastAsia="標楷體" w:hAnsi="標楷體" w:hint="eastAsia"/>
-          <w:sz w:val="52"/>
-          <w:szCs w:val="52"/>
-        </w:rPr>
-        <w:t>戴望舒</w:t>
-      </w:r>
-      <w:proofErr w:type="gramEnd"/>
+          <w:sz w:val="48"/>
+          <w:szCs w:val="48"/>
+        </w:rPr>
+        <w:t>戴望舒《</w:t>
+      </w:r>
       <w:r>
         <w:rPr>
           <w:rFonts w:ascii="標楷體" w:eastAsia="標楷體" w:hAnsi="標楷體" w:hint="eastAsia"/>
-          <w:sz w:val="52"/>
-          <w:szCs w:val="52"/>
-        </w:rPr>
-        <w:t>《</w:t>
+          <w:sz w:val="48"/>
+          <w:szCs w:val="48"/>
+        </w:rPr>
+        <w:t>在天晴了的時候</w:t>
       </w:r>
       <w:r>
         <w:rPr>
           <w:rFonts w:ascii="標楷體" w:eastAsia="標楷體" w:hAnsi="標楷體" w:hint="eastAsia"/>
-          <w:sz w:val="52"/>
-          <w:szCs w:val="52"/>
-        </w:rPr>
-        <w:t>在天晴了的時候</w:t>
+          <w:sz w:val="48"/>
+          <w:szCs w:val="48"/>
+        </w:rPr>
+        <w:t>》</w:t>
       </w:r>
       <w:r>
         <w:rPr>
           <w:rFonts w:ascii="標楷體" w:eastAsia="標楷體" w:hAnsi="標楷體" w:hint="eastAsia"/>
-          <w:sz w:val="52"/>
-          <w:szCs w:val="52"/>
-        </w:rPr>
-        <w:t>》</w:t>
-      </w:r>
-      <w:r>
-        <w:rPr>
-          <w:rFonts w:ascii="標楷體" w:eastAsia="標楷體" w:hAnsi="標楷體" w:hint="eastAsia"/>
-          <w:sz w:val="52"/>
-          <w:szCs w:val="52"/>
-        </w:rPr>
-        <w:t xml:space="preserve"> </w:t>
+          <w:sz w:val="48"/>
+          <w:szCs w:val="48"/>
+        </w:rPr>
+        <w:t xml:space="preserve">  </w:t>
       </w:r>
       <w:r>
         <w:rPr>
@@ -58,7 +49,7 @@
           <w:sz w:val="40"/>
           <w:szCs w:val="40"/>
         </w:rPr>
-        <w:t xml:space="preserve">   </w:t>
+        <w:t xml:space="preserve"> </w:t>
       </w:r>
       <w:r>
         <w:rPr>
@@ -102,7 +93,7 @@
               <w:widowControl/>
               <w:spacing w:line="400" w:lineRule="exact"/>
               <w:rPr>
-                <w:rFonts w:ascii="標楷體" w:eastAsia="標楷體" w:hAnsi="標楷體" w:cs="標楷體" w:hint="eastAsia"/>
+                <w:rFonts w:ascii="標楷體" w:eastAsia="標楷體" w:hAnsi="標楷體" w:cs="標楷體"/>
                 <w:color w:val="0F0F0F"/>
                 <w:sz w:val="28"/>
                 <w:szCs w:val="28"/>
@@ -126,9 +117,9 @@
           <w:p>
             <w:pPr>
               <w:widowControl/>
-              <w:spacing w:line="400" w:lineRule="exact"/>
-              <w:rPr>
-                <w:rFonts w:ascii="標楷體" w:eastAsia="標楷體" w:hAnsi="標楷體" w:cs="標楷體" w:hint="eastAsia"/>
+              <w:spacing w:line="440" w:lineRule="exact"/>
+              <w:rPr>
+                <w:rFonts w:ascii="標楷體" w:eastAsia="標楷體" w:hAnsi="標楷體" w:cs="標楷體"/>
                 <w:color w:val="0F0F0F"/>
                 <w:sz w:val="28"/>
                 <w:szCs w:val="28"/>
@@ -167,9 +158,9 @@
           <w:p>
             <w:pPr>
               <w:widowControl/>
-              <w:spacing w:line="400" w:lineRule="exact"/>
-              <w:rPr>
-                <w:rFonts w:ascii="標楷體" w:eastAsia="標楷體" w:hAnsi="標楷體" w:cs="標楷體" w:hint="eastAsia"/>
+              <w:spacing w:line="440" w:lineRule="exact"/>
+              <w:rPr>
+                <w:rFonts w:ascii="標楷體" w:eastAsia="標楷體" w:hAnsi="標楷體" w:cs="標楷體"/>
                 <w:color w:val="0F0F0F"/>
                 <w:sz w:val="28"/>
                 <w:szCs w:val="28"/>
@@ -188,9 +179,9 @@
           <w:p>
             <w:pPr>
               <w:widowControl/>
-              <w:spacing w:line="400" w:lineRule="exact"/>
-              <w:rPr>
-                <w:rFonts w:ascii="標楷體" w:eastAsia="標楷體" w:hAnsi="標楷體" w:cs="標楷體" w:hint="eastAsia"/>
+              <w:spacing w:line="440" w:lineRule="exact"/>
+              <w:rPr>
+                <w:rFonts w:ascii="標楷體" w:eastAsia="標楷體" w:hAnsi="標楷體" w:cs="標楷體"/>
                 <w:color w:val="0F0F0F"/>
                 <w:sz w:val="28"/>
                 <w:szCs w:val="28"/>
@@ -220,9 +211,9 @@
           <w:p>
             <w:pPr>
               <w:widowControl/>
-              <w:spacing w:line="400" w:lineRule="exact"/>
-              <w:rPr>
-                <w:rFonts w:ascii="標楷體" w:eastAsia="標楷體" w:hAnsi="標楷體" w:cs="標楷體" w:hint="eastAsia"/>
+              <w:spacing w:line="440" w:lineRule="exact"/>
+              <w:rPr>
+                <w:rFonts w:ascii="標楷體" w:eastAsia="標楷體" w:hAnsi="標楷體" w:cs="標楷體"/>
                 <w:color w:val="0F0F0F"/>
                 <w:sz w:val="28"/>
                 <w:szCs w:val="28"/>
@@ -241,9 +232,9 @@
           <w:p>
             <w:pPr>
               <w:widowControl/>
-              <w:spacing w:line="400" w:lineRule="exact"/>
-              <w:rPr>
-                <w:rFonts w:ascii="標楷體" w:eastAsia="標楷體" w:hAnsi="標楷體" w:cs="標楷體" w:hint="eastAsia"/>
+              <w:spacing w:line="440" w:lineRule="exact"/>
+              <w:rPr>
+                <w:rFonts w:ascii="標楷體" w:eastAsia="標楷體" w:hAnsi="標楷體" w:cs="標楷體"/>
                 <w:color w:val="0F0F0F"/>
                 <w:sz w:val="28"/>
                 <w:szCs w:val="28"/>
@@ -262,7 +253,7 @@
           <w:p>
             <w:pPr>
               <w:widowControl/>
-              <w:spacing w:afterLines="50" w:after="180" w:line="400" w:lineRule="exact"/>
+              <w:spacing w:line="440" w:lineRule="exact"/>
               <w:rPr>
                 <w:rFonts w:ascii="標楷體" w:eastAsia="標楷體" w:hAnsi="標楷體" w:cs="標楷體"/>
                 <w:color w:val="0F0F0F"/>
@@ -310,7 +301,7 @@
               <w:widowControl/>
               <w:spacing w:line="400" w:lineRule="exact"/>
               <w:rPr>
-                <w:rFonts w:ascii="標楷體" w:eastAsia="標楷體" w:hAnsi="標楷體" w:cs="標楷體" w:hint="eastAsia"/>
+                <w:rFonts w:ascii="標楷體" w:eastAsia="標楷體" w:hAnsi="標楷體" w:cs="標楷體"/>
                 <w:color w:val="0F0F0F"/>
                 <w:sz w:val="28"/>
                 <w:szCs w:val="28"/>
@@ -334,9 +325,9 @@
           <w:p>
             <w:pPr>
               <w:widowControl/>
-              <w:spacing w:line="400" w:lineRule="exact"/>
-              <w:rPr>
-                <w:rFonts w:ascii="標楷體" w:eastAsia="標楷體" w:hAnsi="標楷體" w:cs="標楷體" w:hint="eastAsia"/>
+              <w:spacing w:line="440" w:lineRule="exact"/>
+              <w:rPr>
+                <w:rFonts w:ascii="標楷體" w:eastAsia="標楷體" w:hAnsi="標楷體" w:cs="標楷體"/>
                 <w:color w:val="0F0F0F"/>
                 <w:sz w:val="28"/>
                 <w:szCs w:val="28"/>
@@ -355,9 +346,9 @@
           <w:p>
             <w:pPr>
               <w:widowControl/>
-              <w:spacing w:line="400" w:lineRule="exact"/>
-              <w:rPr>
-                <w:rFonts w:ascii="標楷體" w:eastAsia="標楷體" w:hAnsi="標楷體" w:cs="標楷體" w:hint="eastAsia"/>
+              <w:spacing w:line="440" w:lineRule="exact"/>
+              <w:rPr>
+                <w:rFonts w:ascii="標楷體" w:eastAsia="標楷體" w:hAnsi="標楷體" w:cs="標楷體"/>
                 <w:color w:val="0F0F0F"/>
                 <w:sz w:val="28"/>
                 <w:szCs w:val="28"/>
@@ -376,9 +367,9 @@
           <w:p>
             <w:pPr>
               <w:widowControl/>
-              <w:spacing w:line="400" w:lineRule="exact"/>
-              <w:rPr>
-                <w:rFonts w:ascii="標楷體" w:eastAsia="標楷體" w:hAnsi="標楷體" w:cs="標楷體" w:hint="eastAsia"/>
+              <w:spacing w:line="440" w:lineRule="exact"/>
+              <w:rPr>
+                <w:rFonts w:ascii="標楷體" w:eastAsia="標楷體" w:hAnsi="標楷體" w:cs="標楷體"/>
                 <w:color w:val="0F0F0F"/>
                 <w:sz w:val="28"/>
                 <w:szCs w:val="28"/>
@@ -397,9 +388,9 @@
           <w:p>
             <w:pPr>
               <w:widowControl/>
-              <w:spacing w:line="400" w:lineRule="exact"/>
-              <w:rPr>
-                <w:rFonts w:ascii="標楷體" w:eastAsia="標楷體" w:hAnsi="標楷體" w:cs="標楷體" w:hint="eastAsia"/>
+              <w:spacing w:line="440" w:lineRule="exact"/>
+              <w:rPr>
+                <w:rFonts w:ascii="標楷體" w:eastAsia="標楷體" w:hAnsi="標楷體" w:cs="標楷體"/>
                 <w:color w:val="0F0F0F"/>
                 <w:sz w:val="28"/>
                 <w:szCs w:val="28"/>
@@ -438,9 +429,9 @@
           <w:p>
             <w:pPr>
               <w:widowControl/>
-              <w:spacing w:line="400" w:lineRule="exact"/>
-              <w:rPr>
-                <w:rFonts w:ascii="標楷體" w:eastAsia="標楷體" w:hAnsi="標楷體" w:cs="標楷體" w:hint="eastAsia"/>
+              <w:spacing w:line="440" w:lineRule="exact"/>
+              <w:rPr>
+                <w:rFonts w:ascii="標楷體" w:eastAsia="標楷體" w:hAnsi="標楷體" w:cs="標楷體"/>
                 <w:color w:val="0F0F0F"/>
                 <w:sz w:val="28"/>
                 <w:szCs w:val="28"/>
@@ -470,9 +461,9 @@
           <w:p>
             <w:pPr>
               <w:widowControl/>
-              <w:spacing w:line="400" w:lineRule="exact"/>
-              <w:rPr>
-                <w:rFonts w:ascii="標楷體" w:eastAsia="標楷體" w:hAnsi="標楷體" w:cs="標楷體" w:hint="eastAsia"/>
+              <w:spacing w:line="440" w:lineRule="exact"/>
+              <w:rPr>
+                <w:rFonts w:ascii="標楷體" w:eastAsia="標楷體" w:hAnsi="標楷體" w:cs="標楷體"/>
                 <w:color w:val="0F0F0F"/>
                 <w:sz w:val="28"/>
                 <w:szCs w:val="28"/>
@@ -511,9 +502,9 @@
           <w:p>
             <w:pPr>
               <w:widowControl/>
-              <w:spacing w:line="400" w:lineRule="exact"/>
-              <w:rPr>
-                <w:rFonts w:ascii="標楷體" w:eastAsia="標楷體" w:hAnsi="標楷體" w:cs="標楷體" w:hint="eastAsia"/>
+              <w:spacing w:line="440" w:lineRule="exact"/>
+              <w:rPr>
+                <w:rFonts w:ascii="標楷體" w:eastAsia="標楷體" w:hAnsi="標楷體" w:cs="標楷體"/>
                 <w:color w:val="0F0F0F"/>
                 <w:sz w:val="28"/>
                 <w:szCs w:val="28"/>
@@ -552,7 +543,7 @@
           <w:p>
             <w:pPr>
               <w:widowControl/>
-              <w:spacing w:afterLines="50" w:after="180" w:line="400" w:lineRule="exact"/>
+              <w:spacing w:afterLines="50" w:after="180" w:line="440" w:lineRule="exact"/>
               <w:rPr>
                 <w:rFonts w:ascii="標楷體" w:eastAsia="標楷體" w:hAnsi="標楷體" w:cs="標楷體"/>
                 <w:color w:val="0F0F0F"/>
@@ -594,9 +585,9 @@
           <w:p>
             <w:pPr>
               <w:widowControl/>
-              <w:spacing w:line="400" w:lineRule="exact"/>
-              <w:rPr>
-                <w:rFonts w:ascii="標楷體" w:eastAsia="標楷體" w:hAnsi="標楷體" w:cs="標楷體" w:hint="eastAsia"/>
+              <w:spacing w:line="440" w:lineRule="exact"/>
+              <w:rPr>
+                <w:rFonts w:ascii="標楷體" w:eastAsia="標楷體" w:hAnsi="標楷體" w:cs="標楷體"/>
                 <w:color w:val="0F0F0F"/>
                 <w:sz w:val="28"/>
                 <w:szCs w:val="28"/>
@@ -620,9 +611,9 @@
           <w:p>
             <w:pPr>
               <w:widowControl/>
-              <w:spacing w:line="400" w:lineRule="exact"/>
-              <w:rPr>
-                <w:rFonts w:ascii="標楷體" w:eastAsia="標楷體" w:hAnsi="標楷體" w:cs="標楷體" w:hint="eastAsia"/>
+              <w:spacing w:line="440" w:lineRule="exact"/>
+              <w:rPr>
+                <w:rFonts w:ascii="標楷體" w:eastAsia="標楷體" w:hAnsi="標楷體" w:cs="標楷體"/>
                 <w:color w:val="0F0F0F"/>
                 <w:sz w:val="28"/>
                 <w:szCs w:val="28"/>
@@ -641,9 +632,9 @@
           <w:p>
             <w:pPr>
               <w:widowControl/>
-              <w:spacing w:line="400" w:lineRule="exact"/>
-              <w:rPr>
-                <w:rFonts w:ascii="標楷體" w:eastAsia="標楷體" w:hAnsi="標楷體" w:cs="標楷體" w:hint="eastAsia"/>
+              <w:spacing w:line="440" w:lineRule="exact"/>
+              <w:rPr>
+                <w:rFonts w:ascii="標楷體" w:eastAsia="標楷體" w:hAnsi="標楷體" w:cs="標楷體"/>
                 <w:color w:val="0F0F0F"/>
                 <w:sz w:val="28"/>
                 <w:szCs w:val="28"/>
@@ -682,9 +673,9 @@
           <w:p>
             <w:pPr>
               <w:widowControl/>
-              <w:spacing w:line="400" w:lineRule="exact"/>
-              <w:rPr>
-                <w:rFonts w:ascii="標楷體" w:eastAsia="標楷體" w:hAnsi="標楷體" w:cs="標楷體" w:hint="eastAsia"/>
+              <w:spacing w:line="440" w:lineRule="exact"/>
+              <w:rPr>
+                <w:rFonts w:ascii="標楷體" w:eastAsia="標楷體" w:hAnsi="標楷體" w:cs="標楷體"/>
                 <w:color w:val="0F0F0F"/>
                 <w:sz w:val="28"/>
                 <w:szCs w:val="28"/>
@@ -714,7 +705,7 @@
           <w:p>
             <w:pPr>
               <w:widowControl/>
-              <w:spacing w:afterLines="50" w:after="180" w:line="400" w:lineRule="exact"/>
+              <w:spacing w:line="440" w:lineRule="exact"/>
               <w:rPr>
                 <w:rFonts w:ascii="標楷體" w:eastAsia="標楷體" w:hAnsi="標楷體" w:cs="標楷體"/>
                 <w:color w:val="0F0F0F"/>
@@ -760,9 +751,9 @@
           <w:p>
             <w:pPr>
               <w:widowControl/>
-              <w:spacing w:line="400" w:lineRule="exact"/>
-              <w:rPr>
-                <w:rFonts w:ascii="標楷體" w:eastAsia="標楷體" w:hAnsi="標楷體" w:cs="標楷體" w:hint="eastAsia"/>
+              <w:spacing w:line="440" w:lineRule="exact"/>
+              <w:rPr>
+                <w:rFonts w:ascii="標楷體" w:eastAsia="標楷體" w:hAnsi="標楷體" w:cs="標楷體"/>
                 <w:color w:val="0F0F0F"/>
                 <w:sz w:val="28"/>
                 <w:szCs w:val="28"/>
@@ -786,9 +777,9 @@
           <w:p>
             <w:pPr>
               <w:widowControl/>
-              <w:spacing w:line="400" w:lineRule="exact"/>
-              <w:rPr>
-                <w:rFonts w:ascii="標楷體" w:eastAsia="標楷體" w:hAnsi="標楷體" w:cs="標楷體" w:hint="eastAsia"/>
+              <w:spacing w:line="440" w:lineRule="exact"/>
+              <w:rPr>
+                <w:rFonts w:ascii="標楷體" w:eastAsia="標楷體" w:hAnsi="標楷體" w:cs="標楷體"/>
                 <w:color w:val="0F0F0F"/>
                 <w:sz w:val="28"/>
                 <w:szCs w:val="28"/>
@@ -807,9 +798,9 @@
           <w:p>
             <w:pPr>
               <w:widowControl/>
-              <w:spacing w:line="400" w:lineRule="exact"/>
-              <w:rPr>
-                <w:rFonts w:ascii="標楷體" w:eastAsia="標楷體" w:hAnsi="標楷體" w:cs="標楷體" w:hint="eastAsia"/>
+              <w:spacing w:line="440" w:lineRule="exact"/>
+              <w:rPr>
+                <w:rFonts w:ascii="標楷體" w:eastAsia="標楷體" w:hAnsi="標楷體" w:cs="標楷體"/>
                 <w:color w:val="0F0F0F"/>
                 <w:sz w:val="28"/>
                 <w:szCs w:val="28"/>
@@ -839,9 +830,9 @@
           <w:p>
             <w:pPr>
               <w:widowControl/>
-              <w:spacing w:line="400" w:lineRule="exact"/>
-              <w:rPr>
-                <w:rFonts w:ascii="標楷體" w:eastAsia="標楷體" w:hAnsi="標楷體" w:cs="標楷體" w:hint="eastAsia"/>
+              <w:spacing w:line="440" w:lineRule="exact"/>
+              <w:rPr>
+                <w:rFonts w:ascii="標楷體" w:eastAsia="標楷體" w:hAnsi="標楷體" w:cs="標楷體"/>
                 <w:color w:val="0F0F0F"/>
                 <w:sz w:val="28"/>
                 <w:szCs w:val="28"/>
@@ -856,22 +847,20 @@
               </w:rPr>
               <w:t>看山間移動的暗綠</w:t>
             </w:r>
-            <w:proofErr w:type="gramStart"/>
-            <w:r>
-              <w:rPr>
-                <w:rFonts w:ascii="標楷體" w:eastAsia="標楷體" w:hAnsi="標楷體" w:cs="標楷體" w:hint="eastAsia"/>
-                <w:color w:val="0F0F0F"/>
-                <w:sz w:val="28"/>
-                <w:szCs w:val="28"/>
-              </w:rPr>
-              <w:t>——</w:t>
-            </w:r>
-            <w:proofErr w:type="gramEnd"/>
+            <w:r>
+              <w:rPr>
+                <w:rFonts w:ascii="標楷體" w:eastAsia="標楷體" w:hAnsi="標楷體" w:cs="標楷體" w:hint="eastAsia"/>
+                <w:color w:val="0F0F0F"/>
+                <w:sz w:val="28"/>
+                <w:szCs w:val="28"/>
+              </w:rPr>
+              <w:t>--</w:t>
+            </w:r>
           </w:p>
           <w:p>
             <w:pPr>
               <w:widowControl/>
-              <w:spacing w:line="400" w:lineRule="exact"/>
+              <w:spacing w:line="440" w:lineRule="exact"/>
               <w:rPr>
                 <w:rFonts w:ascii="標楷體" w:eastAsia="標楷體" w:hAnsi="標楷體" w:cs="標楷體"/>
                 <w:color w:val="0F0F0F"/>
@@ -886,7 +875,7 @@
                 <w:sz w:val="28"/>
                 <w:szCs w:val="28"/>
               </w:rPr>
-              <w:t>雲的腳跡</w:t>
+              <w:t>雲</w:t>
             </w:r>
             <w:proofErr w:type="gramStart"/>
             <w:r>
@@ -896,9 +885,18 @@
                 <w:sz w:val="28"/>
                 <w:szCs w:val="28"/>
               </w:rPr>
-              <w:t>——</w:t>
+              <w:t>的腳跡</w:t>
             </w:r>
             <w:proofErr w:type="gramEnd"/>
+            <w:r>
+              <w:rPr>
+                <w:rFonts w:ascii="標楷體" w:eastAsia="標楷體" w:hAnsi="標楷體" w:cs="標楷體" w:hint="eastAsia"/>
+                <w:color w:val="0F0F0F"/>
+                <w:sz w:val="28"/>
+                <w:szCs w:val="28"/>
+              </w:rPr>
+              <w:t>--</w:t>
+            </w:r>
             <w:r>
               <w:rPr>
                 <w:rFonts w:ascii="標楷體" w:eastAsia="標楷體" w:hAnsi="標楷體" w:cs="標楷體" w:hint="eastAsia"/>
@@ -958,7 +956,8 @@
     <w:p>
       <w:pPr>
         <w:widowControl/>
-        <w:spacing w:line="400" w:lineRule="exact"/>
+        <w:spacing w:line="480" w:lineRule="exact"/>
+        <w:jc w:val="both"/>
         <w:rPr>
           <w:rFonts w:ascii="標楷體" w:eastAsia="標楷體" w:hAnsi="標楷體" w:cs="標楷體"/>
           <w:color w:val="000000"/>
@@ -985,7 +984,7 @@
           <w:sz w:val="28"/>
           <w:szCs w:val="28"/>
         </w:rPr>
-        <w:t>這首詩寫於1944年6月，當時抗日戰爭即將勝利。結合當時的歷史情況，可以說作者懷有一顆心在靜靜等待</w:t>
+        <w:t>這首詩的寫作時間</w:t>
       </w:r>
       <w:r>
         <w:rPr>
@@ -1005,334 +1004,1281 @@
           <w:sz w:val="28"/>
           <w:szCs w:val="28"/>
         </w:rPr>
-        <w:t>以一種在希望之中守望的精神姿態。所以詩人寫這首詩就是歌唱光明和解放的。</w:t>
+        <w:t>1944年6月。當時，</w:t>
+      </w:r>
+      <w:r>
+        <w:rPr>
+          <w:rFonts w:ascii="標楷體" w:eastAsia="標楷體" w:hAnsi="標楷體" w:cs="標楷體" w:hint="eastAsia"/>
+          <w:color w:val="000000"/>
+          <w:spacing w:val="-2"/>
+          <w:sz w:val="28"/>
+          <w:szCs w:val="28"/>
+          <w:u w:val="single"/>
+        </w:rPr>
+        <w:t>戴望舒</w:t>
+      </w:r>
+      <w:r>
+        <w:rPr>
+          <w:rFonts w:ascii="標楷體" w:eastAsia="標楷體" w:hAnsi="標楷體" w:cs="標楷體" w:hint="eastAsia"/>
+          <w:color w:val="000000"/>
+          <w:spacing w:val="-2"/>
+          <w:sz w:val="28"/>
+          <w:szCs w:val="28"/>
+        </w:rPr>
+        <w:t>正身處太平洋戰爭爆發後、被</w:t>
+      </w:r>
+      <w:r>
+        <w:rPr>
+          <w:rFonts w:ascii="標楷體" w:eastAsia="標楷體" w:hAnsi="標楷體" w:cs="標楷體" w:hint="eastAsia"/>
+          <w:color w:val="000000"/>
+          <w:spacing w:val="-2"/>
+          <w:sz w:val="28"/>
+          <w:szCs w:val="28"/>
+          <w:u w:val="single"/>
+        </w:rPr>
+        <w:t>日</w:t>
+      </w:r>
+      <w:r>
+        <w:rPr>
+          <w:rFonts w:ascii="標楷體" w:eastAsia="標楷體" w:hAnsi="標楷體" w:cs="標楷體" w:hint="eastAsia"/>
+          <w:color w:val="000000"/>
+          <w:spacing w:val="-2"/>
+          <w:sz w:val="28"/>
+          <w:szCs w:val="28"/>
+        </w:rPr>
+        <w:t>軍佔領的</w:t>
+      </w:r>
+      <w:r>
+        <w:rPr>
+          <w:rFonts w:ascii="標楷體" w:eastAsia="標楷體" w:hAnsi="標楷體" w:cs="標楷體" w:hint="eastAsia"/>
+          <w:color w:val="000000"/>
+          <w:spacing w:val="-2"/>
+          <w:sz w:val="28"/>
+          <w:szCs w:val="28"/>
+          <w:u w:val="single"/>
+        </w:rPr>
+        <w:t>香港</w:t>
+      </w:r>
+      <w:r>
+        <w:rPr>
+          <w:rFonts w:ascii="標楷體" w:eastAsia="標楷體" w:hAnsi="標楷體" w:cs="標楷體" w:hint="eastAsia"/>
+          <w:color w:val="000000"/>
+          <w:spacing w:val="-2"/>
+          <w:sz w:val="28"/>
+          <w:szCs w:val="28"/>
+        </w:rPr>
+        <w:t>。</w:t>
       </w:r>
     </w:p>
     <w:p>
       <w:pPr>
         <w:widowControl/>
+        <w:spacing w:line="480" w:lineRule="exact"/>
+        <w:jc w:val="both"/>
+        <w:rPr>
+          <w:rFonts w:ascii="標楷體" w:eastAsia="標楷體" w:hAnsi="標楷體" w:cs="標楷體" w:hint="eastAsia"/>
+          <w:color w:val="000000"/>
+          <w:spacing w:val="-2"/>
+          <w:sz w:val="28"/>
+          <w:szCs w:val="28"/>
+        </w:rPr>
+      </w:pPr>
+      <w:r>
+        <w:rPr>
+          <w:rFonts w:ascii="標楷體" w:eastAsia="標楷體" w:hAnsi="標楷體" w:cs="標楷體" w:hint="eastAsia"/>
+          <w:color w:val="000000"/>
+          <w:spacing w:val="-2"/>
+          <w:sz w:val="28"/>
+          <w:szCs w:val="28"/>
+        </w:rPr>
+        <w:t xml:space="preserve">　　</w:t>
+      </w:r>
+      <w:r>
+        <w:rPr>
+          <w:rFonts w:ascii="標楷體" w:eastAsia="標楷體" w:hAnsi="標楷體" w:cs="標楷體" w:hint="eastAsia"/>
+          <w:color w:val="000000"/>
+          <w:spacing w:val="-2"/>
+          <w:sz w:val="28"/>
+          <w:szCs w:val="28"/>
+        </w:rPr>
+        <w:t>1941年底</w:t>
+      </w:r>
+      <w:r>
+        <w:rPr>
+          <w:rFonts w:ascii="標楷體" w:eastAsia="標楷體" w:hAnsi="標楷體" w:cs="標楷體" w:hint="eastAsia"/>
+          <w:color w:val="000000"/>
+          <w:spacing w:val="-2"/>
+          <w:sz w:val="28"/>
+          <w:szCs w:val="28"/>
+          <w:u w:val="single"/>
+        </w:rPr>
+        <w:t>香港</w:t>
+      </w:r>
+      <w:r>
+        <w:rPr>
+          <w:rFonts w:ascii="標楷體" w:eastAsia="標楷體" w:hAnsi="標楷體" w:cs="標楷體" w:hint="eastAsia"/>
+          <w:color w:val="000000"/>
+          <w:spacing w:val="-2"/>
+          <w:sz w:val="28"/>
+          <w:szCs w:val="28"/>
+        </w:rPr>
+        <w:t>淪陷後，</w:t>
+      </w:r>
+      <w:r>
+        <w:rPr>
+          <w:rFonts w:ascii="標楷體" w:eastAsia="標楷體" w:hAnsi="標楷體" w:cs="標楷體" w:hint="eastAsia"/>
+          <w:color w:val="000000"/>
+          <w:spacing w:val="-2"/>
+          <w:sz w:val="28"/>
+          <w:szCs w:val="28"/>
+          <w:u w:val="single"/>
+        </w:rPr>
+        <w:t>戴望舒</w:t>
+      </w:r>
+      <w:r>
+        <w:rPr>
+          <w:rFonts w:ascii="標楷體" w:eastAsia="標楷體" w:hAnsi="標楷體" w:cs="標楷體" w:hint="eastAsia"/>
+          <w:color w:val="000000"/>
+          <w:spacing w:val="-2"/>
+          <w:sz w:val="28"/>
+          <w:szCs w:val="28"/>
+        </w:rPr>
+        <w:t>曾因從事抗</w:t>
+      </w:r>
+      <w:r>
+        <w:rPr>
+          <w:rFonts w:ascii="標楷體" w:eastAsia="標楷體" w:hAnsi="標楷體" w:cs="標楷體" w:hint="eastAsia"/>
+          <w:color w:val="000000"/>
+          <w:spacing w:val="-2"/>
+          <w:sz w:val="28"/>
+          <w:szCs w:val="28"/>
+          <w:u w:val="single"/>
+        </w:rPr>
+        <w:t>日</w:t>
+      </w:r>
+      <w:r>
+        <w:rPr>
+          <w:rFonts w:ascii="標楷體" w:eastAsia="標楷體" w:hAnsi="標楷體" w:cs="標楷體" w:hint="eastAsia"/>
+          <w:color w:val="000000"/>
+          <w:spacing w:val="-2"/>
+          <w:sz w:val="28"/>
+          <w:szCs w:val="28"/>
+        </w:rPr>
+        <w:t>宣傳工作，被</w:t>
+      </w:r>
+      <w:r>
+        <w:rPr>
+          <w:rFonts w:ascii="標楷體" w:eastAsia="標楷體" w:hAnsi="標楷體" w:cs="標楷體" w:hint="eastAsia"/>
+          <w:color w:val="000000"/>
+          <w:spacing w:val="-2"/>
+          <w:sz w:val="28"/>
+          <w:szCs w:val="28"/>
+          <w:u w:val="single"/>
+        </w:rPr>
+        <w:t>日</w:t>
+      </w:r>
+      <w:r>
+        <w:rPr>
+          <w:rFonts w:ascii="標楷體" w:eastAsia="標楷體" w:hAnsi="標楷體" w:cs="標楷體" w:hint="eastAsia"/>
+          <w:color w:val="000000"/>
+          <w:spacing w:val="-2"/>
+          <w:sz w:val="28"/>
+          <w:szCs w:val="28"/>
+        </w:rPr>
+        <w:t>軍逮捕入獄，在獄中遭受了殘酷的嚴刑拷打。出獄後，他的身體狀況大不如前，且長期處於</w:t>
+      </w:r>
+      <w:r>
+        <w:rPr>
+          <w:rFonts w:ascii="標楷體" w:eastAsia="標楷體" w:hAnsi="標楷體" w:cs="標楷體" w:hint="eastAsia"/>
+          <w:color w:val="000000"/>
+          <w:spacing w:val="-2"/>
+          <w:sz w:val="28"/>
+          <w:szCs w:val="28"/>
+          <w:u w:val="single"/>
+        </w:rPr>
+        <w:t>日</w:t>
+      </w:r>
+      <w:r>
+        <w:rPr>
+          <w:rFonts w:ascii="標楷體" w:eastAsia="標楷體" w:hAnsi="標楷體" w:cs="標楷體" w:hint="eastAsia"/>
+          <w:color w:val="000000"/>
+          <w:spacing w:val="-2"/>
+          <w:sz w:val="28"/>
+          <w:szCs w:val="28"/>
+        </w:rPr>
+        <w:t>軍高壓統治的</w:t>
+      </w:r>
+      <w:r>
+        <w:rPr>
+          <w:rFonts w:ascii="標楷體" w:eastAsia="標楷體" w:hAnsi="標楷體" w:cs="標楷體" w:hint="eastAsia"/>
+          <w:b/>
+          <w:bCs/>
+          <w:color w:val="000000"/>
+          <w:spacing w:val="-2"/>
+          <w:sz w:val="28"/>
+          <w:szCs w:val="28"/>
+        </w:rPr>
+        <w:t>白色恐怖</w:t>
+      </w:r>
+      <w:r>
+        <w:rPr>
+          <w:rFonts w:ascii="標楷體" w:eastAsia="標楷體" w:hAnsi="標楷體" w:cs="標楷體" w:hint="eastAsia"/>
+          <w:color w:val="000000"/>
+          <w:spacing w:val="-2"/>
+          <w:sz w:val="28"/>
+          <w:szCs w:val="28"/>
+        </w:rPr>
+        <w:t>與物質極度</w:t>
+      </w:r>
+      <w:r>
+        <w:rPr>
+          <w:rFonts w:ascii="標楷體" w:eastAsia="標楷體" w:hAnsi="標楷體" w:cs="標楷體" w:hint="eastAsia"/>
+          <w:b/>
+          <w:bCs/>
+          <w:color w:val="000000"/>
+          <w:spacing w:val="-2"/>
+          <w:sz w:val="28"/>
+          <w:szCs w:val="28"/>
+        </w:rPr>
+        <w:t>匱乏</w:t>
+      </w:r>
+      <w:r>
+        <w:rPr>
+          <w:rFonts w:ascii="標楷體" w:eastAsia="標楷體" w:hAnsi="標楷體" w:cs="標楷體" w:hint="eastAsia"/>
+          <w:color w:val="000000"/>
+          <w:spacing w:val="-2"/>
+          <w:sz w:val="28"/>
+          <w:szCs w:val="28"/>
+        </w:rPr>
+        <w:t>的困境中。</w:t>
+      </w:r>
+    </w:p>
+    <w:p>
+      <w:pPr>
+        <w:widowControl/>
+        <w:spacing w:line="480" w:lineRule="exact"/>
+        <w:jc w:val="both"/>
+        <w:rPr>
+          <w:rFonts w:ascii="標楷體" w:eastAsia="標楷體" w:hAnsi="標楷體" w:cs="標楷體"/>
+          <w:color w:val="000000"/>
+          <w:spacing w:val="-2"/>
+          <w:sz w:val="28"/>
+          <w:szCs w:val="28"/>
+        </w:rPr>
+      </w:pPr>
+      <w:r>
+        <w:rPr>
+          <w:rFonts w:ascii="標楷體" w:eastAsia="標楷體" w:hAnsi="標楷體" w:cs="標楷體" w:hint="eastAsia"/>
+          <w:color w:val="000000"/>
+          <w:spacing w:val="-2"/>
+          <w:sz w:val="28"/>
+          <w:szCs w:val="28"/>
+        </w:rPr>
+        <w:t xml:space="preserve">　　</w:t>
+      </w:r>
+      <w:r>
+        <w:rPr>
+          <w:rFonts w:ascii="標楷體" w:eastAsia="標楷體" w:hAnsi="標楷體" w:cs="標楷體" w:hint="eastAsia"/>
+          <w:color w:val="000000"/>
+          <w:spacing w:val="-2"/>
+          <w:sz w:val="28"/>
+          <w:szCs w:val="28"/>
+        </w:rPr>
+        <w:t>在這樣壓抑、灰暗的現實生活裡，</w:t>
+      </w:r>
+      <w:r>
+        <w:rPr>
+          <w:rFonts w:ascii="標楷體" w:eastAsia="標楷體" w:hAnsi="標楷體" w:cs="標楷體" w:hint="eastAsia"/>
+          <w:color w:val="000000"/>
+          <w:spacing w:val="-2"/>
+          <w:sz w:val="28"/>
+          <w:szCs w:val="28"/>
+          <w:u w:val="single"/>
+        </w:rPr>
+        <w:t>戴望舒</w:t>
+      </w:r>
+      <w:r>
+        <w:rPr>
+          <w:rFonts w:ascii="標楷體" w:eastAsia="標楷體" w:hAnsi="標楷體" w:cs="標楷體" w:hint="eastAsia"/>
+          <w:color w:val="000000"/>
+          <w:spacing w:val="-2"/>
+          <w:sz w:val="28"/>
+          <w:szCs w:val="28"/>
+        </w:rPr>
+        <w:t>的內心極度渴望光明與自由。因此，這首詩中所描繪的「天晴」、「新陽推開</w:t>
+      </w:r>
+      <w:r>
+        <w:rPr>
+          <w:rFonts w:ascii="標楷體" w:eastAsia="標楷體" w:hAnsi="標楷體" w:cs="標楷體" w:hint="eastAsia"/>
+          <w:b/>
+          <w:bCs/>
+          <w:color w:val="000000"/>
+          <w:spacing w:val="-2"/>
+          <w:sz w:val="28"/>
+          <w:szCs w:val="28"/>
+        </w:rPr>
+        <w:t>陰霾</w:t>
+      </w:r>
+      <w:r>
+        <w:rPr>
+          <w:rFonts w:ascii="標楷體" w:eastAsia="標楷體" w:hAnsi="標楷體" w:cs="標楷體" w:hint="eastAsia"/>
+          <w:color w:val="000000"/>
+          <w:spacing w:val="-2"/>
+          <w:sz w:val="28"/>
+          <w:szCs w:val="28"/>
+        </w:rPr>
+        <w:t>」，表面上是寫自然界的雨過天晴，實則寄託了詩人內心對抗戰勝利的期盼，以及對擺脫黑暗、迎來光明歷史轉折的強烈渴望。那條溫柔的小徑，就是他在亂世中為心靈構築的一座寧靜避難所。</w:t>
+      </w:r>
+    </w:p>
+    <w:p>
+      <w:pPr>
+        <w:widowControl/>
+        <w:spacing w:line="480" w:lineRule="exact"/>
+        <w:jc w:val="both"/>
+        <w:rPr>
+          <w:rFonts w:ascii="標楷體" w:eastAsia="標楷體" w:hAnsi="標楷體" w:cs="標楷體" w:hint="eastAsia"/>
+          <w:color w:val="000000"/>
+          <w:spacing w:val="-2"/>
+          <w:sz w:val="28"/>
+          <w:szCs w:val="28"/>
+        </w:rPr>
+      </w:pPr>
+      <w:r>
+        <w:rPr>
+          <w:rFonts w:ascii="標楷體" w:eastAsia="標楷體" w:hAnsi="標楷體" w:cs="標楷體" w:hint="eastAsia"/>
+          <w:color w:val="000000"/>
+          <w:spacing w:val="-2"/>
+          <w:sz w:val="28"/>
+          <w:szCs w:val="28"/>
+        </w:rPr>
+        <w:t xml:space="preserve">　　</w:t>
+      </w:r>
+      <w:r>
+        <w:rPr>
+          <w:rFonts w:ascii="標楷體" w:eastAsia="標楷體" w:hAnsi="標楷體" w:cs="標楷體" w:hint="eastAsia"/>
+          <w:color w:val="000000"/>
+          <w:spacing w:val="-2"/>
+          <w:sz w:val="28"/>
+          <w:szCs w:val="28"/>
+        </w:rPr>
+        <w:t>許多人對</w:t>
+      </w:r>
+      <w:r>
+        <w:rPr>
+          <w:rFonts w:ascii="標楷體" w:eastAsia="標楷體" w:hAnsi="標楷體" w:cs="標楷體" w:hint="eastAsia"/>
+          <w:color w:val="000000"/>
+          <w:spacing w:val="-2"/>
+          <w:sz w:val="28"/>
+          <w:szCs w:val="28"/>
+          <w:u w:val="single"/>
+        </w:rPr>
+        <w:t>戴望舒</w:t>
+      </w:r>
+      <w:r>
+        <w:rPr>
+          <w:rFonts w:ascii="標楷體" w:eastAsia="標楷體" w:hAnsi="標楷體" w:cs="標楷體" w:hint="eastAsia"/>
+          <w:color w:val="000000"/>
+          <w:spacing w:val="-2"/>
+          <w:sz w:val="28"/>
+          <w:szCs w:val="28"/>
+        </w:rPr>
+        <w:t>的印象停留在早期《雨巷》中那個撐著油紙傘、徬徨又惆悵的憂鬱青年。然而，經歷了監禁、戰亂與生活的磨難後，詩人的心境發生了深刻的轉變。</w:t>
+      </w:r>
+    </w:p>
+    <w:p>
+      <w:pPr>
+        <w:widowControl/>
+        <w:spacing w:line="480" w:lineRule="exact"/>
+        <w:jc w:val="both"/>
+        <w:rPr>
+          <w:rFonts w:ascii="標楷體" w:eastAsia="標楷體" w:hAnsi="標楷體" w:cs="標楷體" w:hint="eastAsia"/>
+          <w:color w:val="000000"/>
+          <w:spacing w:val="-2"/>
+          <w:sz w:val="28"/>
+          <w:szCs w:val="28"/>
+        </w:rPr>
+      </w:pPr>
+      <w:r>
+        <w:rPr>
+          <w:rFonts w:ascii="標楷體" w:eastAsia="標楷體" w:hAnsi="標楷體" w:cs="標楷體" w:hint="eastAsia"/>
+          <w:color w:val="000000"/>
+          <w:spacing w:val="-2"/>
+          <w:sz w:val="28"/>
+          <w:szCs w:val="28"/>
+        </w:rPr>
+        <w:t xml:space="preserve">　　</w:t>
+      </w:r>
+      <w:r>
+        <w:rPr>
+          <w:rFonts w:ascii="標楷體" w:eastAsia="標楷體" w:hAnsi="標楷體" w:cs="標楷體" w:hint="eastAsia"/>
+          <w:color w:val="000000"/>
+          <w:spacing w:val="-2"/>
+          <w:sz w:val="28"/>
+          <w:szCs w:val="28"/>
+        </w:rPr>
+        <w:t>在1944年前後，他的詩風逐漸告別了早期的</w:t>
+      </w:r>
+      <w:r>
+        <w:rPr>
+          <w:rFonts w:ascii="標楷體" w:eastAsia="標楷體" w:hAnsi="標楷體" w:cs="標楷體" w:hint="eastAsia"/>
+          <w:b/>
+          <w:bCs/>
+          <w:color w:val="000000"/>
+          <w:spacing w:val="-2"/>
+          <w:sz w:val="28"/>
+          <w:szCs w:val="28"/>
+        </w:rPr>
+        <w:t>象徵主義</w:t>
+      </w:r>
+      <w:r>
+        <w:rPr>
+          <w:rFonts w:ascii="標楷體" w:eastAsia="標楷體" w:hAnsi="標楷體" w:cs="標楷體" w:hint="eastAsia"/>
+          <w:color w:val="000000"/>
+          <w:spacing w:val="-2"/>
+          <w:sz w:val="28"/>
+          <w:szCs w:val="28"/>
+        </w:rPr>
+        <w:t>與感傷情調，轉而追求一種更為質樸、</w:t>
+      </w:r>
+      <w:r>
+        <w:rPr>
+          <w:rFonts w:ascii="標楷體" w:eastAsia="標楷體" w:hAnsi="標楷體" w:cs="標楷體" w:hint="eastAsia"/>
+          <w:b/>
+          <w:bCs/>
+          <w:color w:val="000000"/>
+          <w:spacing w:val="-2"/>
+          <w:sz w:val="28"/>
+          <w:szCs w:val="28"/>
+        </w:rPr>
+        <w:t>洗練</w:t>
+      </w:r>
+      <w:r>
+        <w:rPr>
+          <w:rFonts w:ascii="標楷體" w:eastAsia="標楷體" w:hAnsi="標楷體" w:cs="標楷體" w:hint="eastAsia"/>
+          <w:color w:val="000000"/>
+          <w:spacing w:val="-2"/>
+          <w:sz w:val="28"/>
+          <w:szCs w:val="28"/>
+        </w:rPr>
+        <w:t>且溫厚的現實接近感。此時的他，不再</w:t>
+      </w:r>
+      <w:proofErr w:type="gramStart"/>
+      <w:r>
+        <w:rPr>
+          <w:rFonts w:ascii="標楷體" w:eastAsia="標楷體" w:hAnsi="標楷體" w:cs="標楷體" w:hint="eastAsia"/>
+          <w:b/>
+          <w:bCs/>
+          <w:color w:val="000000"/>
+          <w:spacing w:val="-2"/>
+          <w:sz w:val="28"/>
+          <w:szCs w:val="28"/>
+        </w:rPr>
+        <w:t>耽溺</w:t>
+      </w:r>
+      <w:proofErr w:type="gramEnd"/>
+      <w:r>
+        <w:rPr>
+          <w:rFonts w:ascii="標楷體" w:eastAsia="標楷體" w:hAnsi="標楷體" w:cs="標楷體" w:hint="eastAsia"/>
+          <w:color w:val="000000"/>
+          <w:spacing w:val="-2"/>
+          <w:sz w:val="28"/>
+          <w:szCs w:val="28"/>
+        </w:rPr>
+        <w:t>於個人的孤獨與哀怨，而是學會了在自然萬物的微觀變化中，體會生命的堅韌與美好。《在天晴了的時候》正是他這一時期詩風轉變的代表作，展現了他在飽經風霜後，</w:t>
+      </w:r>
+      <w:r>
+        <w:rPr>
+          <w:rFonts w:ascii="標楷體" w:eastAsia="標楷體" w:hAnsi="標楷體" w:cs="標楷體" w:hint="eastAsia"/>
+          <w:b/>
+          <w:bCs/>
+          <w:color w:val="000000"/>
+          <w:spacing w:val="-2"/>
+          <w:sz w:val="28"/>
+          <w:szCs w:val="28"/>
+        </w:rPr>
+        <w:t>返璞歸真</w:t>
+      </w:r>
+      <w:r>
+        <w:rPr>
+          <w:rFonts w:ascii="標楷體" w:eastAsia="標楷體" w:hAnsi="標楷體" w:cs="標楷體" w:hint="eastAsia"/>
+          <w:color w:val="000000"/>
+          <w:spacing w:val="-2"/>
+          <w:sz w:val="28"/>
+          <w:szCs w:val="28"/>
+        </w:rPr>
+        <w:t>、擁抱生命本真的沉靜心態。</w:t>
+      </w:r>
+    </w:p>
+    <w:p>
+      <w:pPr>
+        <w:widowControl/>
         <w:spacing w:beforeLines="50" w:before="180" w:line="440" w:lineRule="exact"/>
-        <w:ind w:left="-6" w:hanging="11"/>
         <w:rPr>
           <w:rFonts w:ascii="標楷體" w:eastAsia="標楷體" w:hAnsi="標楷體" w:cs="標楷體"/>
-          <w:color w:val="000000"/>
-          <w:sz w:val="32"/>
-          <w:szCs w:val="32"/>
-        </w:rPr>
-      </w:pPr>
-      <w:r>
-        <w:rPr>
-          <w:rFonts w:ascii="標楷體" w:eastAsia="標楷體" w:hAnsi="標楷體" w:cs="標楷體" w:hint="eastAsia"/>
           <w:color w:val="000000"/>
           <w:sz w:val="32"/>
           <w:szCs w:val="32"/>
           <w:bdr w:val="single" w:sz="4" w:space="0" w:color="auto"/>
         </w:rPr>
-        <w:t xml:space="preserve">賞析 </w:t>
-      </w:r>
+        <w:sectPr>
+          <w:footerReference w:type="default" r:id="rId8"/>
+          <w:type w:val="continuous"/>
+          <w:pgSz w:w="11906" w:h="16838" w:code="9"/>
+          <w:pgMar w:top="567" w:right="851" w:bottom="567" w:left="851" w:header="851" w:footer="0" w:gutter="0"/>
+          <w:cols w:space="425"/>
+          <w:docGrid w:type="lines" w:linePitch="360"/>
+        </w:sectPr>
+      </w:pPr>
     </w:p>
     <w:p>
       <w:pPr>
         <w:widowControl/>
-        <w:spacing w:line="400" w:lineRule="exact"/>
-        <w:ind w:left="-6" w:hanging="11"/>
-        <w:rPr>
-          <w:rFonts w:ascii="標楷體" w:eastAsia="標楷體" w:hAnsi="標楷體" w:cs="標楷體" w:hint="eastAsia"/>
-          <w:color w:val="000000"/>
-          <w:spacing w:val="-2"/>
-          <w:sz w:val="28"/>
-          <w:szCs w:val="28"/>
-        </w:rPr>
-      </w:pPr>
-      <w:r>
-        <w:rPr>
-          <w:rFonts w:ascii="標楷體" w:eastAsia="標楷體" w:hAnsi="標楷體" w:cs="標楷體" w:hint="eastAsia"/>
-          <w:color w:val="000000"/>
-          <w:sz w:val="28"/>
-          <w:szCs w:val="28"/>
-        </w:rPr>
-        <w:t xml:space="preserve">　　</w:t>
-      </w:r>
-      <w:proofErr w:type="gramStart"/>
-      <w:r>
-        <w:rPr>
-          <w:rFonts w:ascii="標楷體" w:eastAsia="標楷體" w:hAnsi="標楷體" w:cs="標楷體" w:hint="eastAsia"/>
-          <w:color w:val="000000"/>
-          <w:spacing w:val="-2"/>
-          <w:sz w:val="28"/>
-          <w:szCs w:val="28"/>
-        </w:rPr>
-        <w:t>戴望舒的</w:t>
-      </w:r>
-      <w:proofErr w:type="gramEnd"/>
-      <w:r>
-        <w:rPr>
-          <w:rFonts w:ascii="標楷體" w:eastAsia="標楷體" w:hAnsi="標楷體" w:cs="標楷體" w:hint="eastAsia"/>
-          <w:color w:val="000000"/>
-          <w:spacing w:val="-2"/>
-          <w:sz w:val="28"/>
-          <w:szCs w:val="28"/>
-        </w:rPr>
-        <w:t>詩深受中國古典文學和</w:t>
-      </w:r>
-      <w:proofErr w:type="gramStart"/>
-      <w:r>
-        <w:rPr>
-          <w:rFonts w:ascii="標楷體" w:eastAsia="標楷體" w:hAnsi="標楷體" w:cs="標楷體" w:hint="eastAsia"/>
-          <w:color w:val="000000"/>
-          <w:spacing w:val="-2"/>
-          <w:sz w:val="28"/>
-          <w:szCs w:val="28"/>
-        </w:rPr>
-        <w:t>歐州</w:t>
-      </w:r>
-      <w:proofErr w:type="gramEnd"/>
-      <w:r>
-        <w:rPr>
-          <w:rFonts w:ascii="標楷體" w:eastAsia="標楷體" w:hAnsi="標楷體" w:cs="標楷體" w:hint="eastAsia"/>
-          <w:color w:val="000000"/>
-          <w:spacing w:val="-2"/>
-          <w:sz w:val="28"/>
-          <w:szCs w:val="28"/>
-        </w:rPr>
-        <w:t>文學的影響。具有很高的語言魅力。詩中的比喻，新鮮而貼切。他所採用的題材，多是自己親身所感受的事物，抒發個人的遭遇與情懷。</w:t>
+        <w:spacing w:line="440" w:lineRule="exact"/>
+        <w:rPr>
+          <w:rFonts w:ascii="標楷體" w:eastAsia="標楷體" w:hAnsi="標楷體" w:cs="標楷體"/>
+          <w:color w:val="000000"/>
+          <w:sz w:val="32"/>
+          <w:szCs w:val="32"/>
+          <w:bdr w:val="single" w:sz="4" w:space="0" w:color="auto"/>
+        </w:rPr>
+      </w:pPr>
+      <w:r>
+        <w:rPr>
+          <w:rFonts w:ascii="標楷體" w:eastAsia="標楷體" w:hAnsi="標楷體" w:cs="標楷體" w:hint="eastAsia"/>
+          <w:color w:val="000000"/>
+          <w:sz w:val="32"/>
+          <w:szCs w:val="32"/>
+          <w:bdr w:val="single" w:sz="4" w:space="0" w:color="auto"/>
+        </w:rPr>
+        <w:lastRenderedPageBreak/>
+        <w:t xml:space="preserve">賞析 </w:t>
       </w:r>
     </w:p>
     <w:p>
       <w:pPr>
         <w:widowControl/>
-        <w:spacing w:line="400" w:lineRule="exact"/>
+        <w:spacing w:line="480" w:lineRule="exact"/>
         <w:ind w:left="-6" w:hanging="11"/>
-        <w:rPr>
-          <w:rFonts w:ascii="標楷體" w:eastAsia="標楷體" w:hAnsi="標楷體" w:cs="標楷體" w:hint="eastAsia"/>
-          <w:color w:val="000000"/>
-          <w:spacing w:val="-2"/>
-          <w:sz w:val="28"/>
-          <w:szCs w:val="28"/>
-        </w:rPr>
-      </w:pPr>
-      <w:r>
-        <w:rPr>
-          <w:rFonts w:ascii="標楷體" w:eastAsia="標楷體" w:hAnsi="標楷體" w:cs="標楷體" w:hint="eastAsia"/>
-          <w:color w:val="000000"/>
-          <w:spacing w:val="-2"/>
-          <w:sz w:val="28"/>
-          <w:szCs w:val="28"/>
-        </w:rPr>
-        <w:t xml:space="preserve">    </w:t>
-      </w:r>
-      <w:r>
-        <w:rPr>
-          <w:rFonts w:ascii="標楷體" w:eastAsia="標楷體" w:hAnsi="標楷體" w:cs="標楷體" w:hint="eastAsia"/>
-          <w:color w:val="000000"/>
-          <w:spacing w:val="-2"/>
-          <w:sz w:val="28"/>
-          <w:szCs w:val="28"/>
-        </w:rPr>
-        <w:t>《在天晴了的時候》就是這樣一首生動、活潑、情趣盎然的兒童詩，詩人通過對小徑雨後美麗景象的生動描寫，引導人們到雨後的小徑上走一走，去感受親近自然的自由和歡樂。詩歌也表達了詩人對大自然的熱愛和讚美之情。</w:t>
+        <w:jc w:val="both"/>
+        <w:rPr>
+          <w:rFonts w:ascii="標楷體" w:eastAsia="標楷體" w:hAnsi="標楷體" w:cs="標楷體"/>
+          <w:color w:val="000000"/>
+          <w:sz w:val="28"/>
+          <w:szCs w:val="28"/>
+        </w:rPr>
+      </w:pPr>
+      <w:r>
+        <w:rPr>
+          <w:rFonts w:ascii="標楷體" w:eastAsia="標楷體" w:hAnsi="標楷體" w:cs="標楷體" w:hint="eastAsia"/>
+          <w:color w:val="000000"/>
+          <w:sz w:val="28"/>
+          <w:szCs w:val="28"/>
+        </w:rPr>
+        <w:t xml:space="preserve">　　</w:t>
+      </w:r>
+      <w:r>
+        <w:rPr>
+          <w:rFonts w:ascii="標楷體" w:eastAsia="標楷體" w:hAnsi="標楷體" w:cs="標楷體" w:hint="eastAsia"/>
+          <w:color w:val="000000"/>
+          <w:sz w:val="28"/>
+          <w:szCs w:val="28"/>
+        </w:rPr>
+        <w:t>這首由</w:t>
+      </w:r>
+      <w:r>
+        <w:rPr>
+          <w:rFonts w:ascii="標楷體" w:eastAsia="標楷體" w:hAnsi="標楷體" w:cs="標楷體" w:hint="eastAsia"/>
+          <w:color w:val="000000"/>
+          <w:sz w:val="28"/>
+          <w:szCs w:val="28"/>
+          <w:u w:val="single"/>
+        </w:rPr>
+        <w:t>戴望舒</w:t>
+      </w:r>
+      <w:r>
+        <w:rPr>
+          <w:rFonts w:ascii="標楷體" w:eastAsia="標楷體" w:hAnsi="標楷體" w:cs="標楷體" w:hint="eastAsia"/>
+          <w:color w:val="000000"/>
+          <w:sz w:val="28"/>
+          <w:szCs w:val="28"/>
+        </w:rPr>
+        <w:t>所作的《在天晴了的時候》，是一首洋溢著清新、自然與生命力的現代抒情詩。</w:t>
+      </w:r>
+      <w:proofErr w:type="gramStart"/>
+      <w:r>
+        <w:rPr>
+          <w:rFonts w:ascii="標楷體" w:eastAsia="標楷體" w:hAnsi="標楷體" w:cs="標楷體" w:hint="eastAsia"/>
+          <w:color w:val="000000"/>
+          <w:sz w:val="28"/>
+          <w:szCs w:val="28"/>
+        </w:rPr>
+        <w:t>全詩通過對雨後初晴鄉間</w:t>
+      </w:r>
+      <w:proofErr w:type="gramEnd"/>
+      <w:r>
+        <w:rPr>
+          <w:rFonts w:ascii="標楷體" w:eastAsia="標楷體" w:hAnsi="標楷體" w:cs="標楷體" w:hint="eastAsia"/>
+          <w:color w:val="000000"/>
+          <w:sz w:val="28"/>
+          <w:szCs w:val="28"/>
+        </w:rPr>
+        <w:t>小徑的細緻描繪，展現了大自然在經歷風雨洗禮後的蓬勃生機，同時傳遞出詩人超然、閒適的審美心境。</w:t>
       </w:r>
     </w:p>
     <w:p>
       <w:pPr>
         <w:widowControl/>
-        <w:spacing w:line="400" w:lineRule="exact"/>
+        <w:spacing w:line="480" w:lineRule="exact"/>
         <w:ind w:left="-6" w:hanging="11"/>
-        <w:rPr>
-          <w:rFonts w:ascii="標楷體" w:eastAsia="標楷體" w:hAnsi="標楷體" w:cs="標楷體"/>
-          <w:color w:val="000000"/>
-          <w:spacing w:val="-2"/>
-          <w:sz w:val="28"/>
-          <w:szCs w:val="28"/>
-        </w:rPr>
-      </w:pPr>
-      <w:r>
-        <w:rPr>
-          <w:rFonts w:ascii="標楷體" w:eastAsia="標楷體" w:hAnsi="標楷體" w:cs="標楷體" w:hint="eastAsia"/>
-          <w:color w:val="000000"/>
-          <w:spacing w:val="-2"/>
-          <w:sz w:val="28"/>
-          <w:szCs w:val="28"/>
-        </w:rPr>
-        <w:t xml:space="preserve">    </w:t>
-      </w:r>
-      <w:r>
-        <w:rPr>
-          <w:rFonts w:ascii="標楷體" w:eastAsia="標楷體" w:hAnsi="標楷體" w:cs="標楷體" w:hint="eastAsia"/>
-          <w:color w:val="000000"/>
-          <w:spacing w:val="-2"/>
-          <w:sz w:val="28"/>
-          <w:szCs w:val="28"/>
-        </w:rPr>
-        <w:t>此詩也表現了作者對恬淡、超脫生活的嚮往，雨後，一切變得</w:t>
-      </w:r>
-      <w:proofErr w:type="gramStart"/>
-      <w:r>
-        <w:rPr>
-          <w:rFonts w:ascii="標楷體" w:eastAsia="標楷體" w:hAnsi="標楷體" w:cs="標楷體" w:hint="eastAsia"/>
-          <w:color w:val="000000"/>
-          <w:spacing w:val="-2"/>
-          <w:sz w:val="28"/>
-          <w:szCs w:val="28"/>
-        </w:rPr>
-        <w:t>清晰、</w:t>
-      </w:r>
-      <w:proofErr w:type="gramEnd"/>
-      <w:r>
-        <w:rPr>
-          <w:rFonts w:ascii="標楷體" w:eastAsia="標楷體" w:hAnsi="標楷體" w:cs="標楷體" w:hint="eastAsia"/>
-          <w:color w:val="000000"/>
-          <w:spacing w:val="-2"/>
-          <w:sz w:val="28"/>
-          <w:szCs w:val="28"/>
-        </w:rPr>
-        <w:t>涼爽，詩人漫步在雨後</w:t>
-      </w:r>
-      <w:proofErr w:type="gramStart"/>
-      <w:r>
-        <w:rPr>
-          <w:rFonts w:ascii="標楷體" w:eastAsia="標楷體" w:hAnsi="標楷體" w:cs="標楷體" w:hint="eastAsia"/>
-          <w:color w:val="000000"/>
-          <w:spacing w:val="-2"/>
-          <w:sz w:val="28"/>
-          <w:szCs w:val="28"/>
-        </w:rPr>
-        <w:t>的小經上</w:t>
-      </w:r>
-      <w:proofErr w:type="gramEnd"/>
-      <w:r>
-        <w:rPr>
-          <w:rFonts w:ascii="標楷體" w:eastAsia="標楷體" w:hAnsi="標楷體" w:cs="標楷體" w:hint="eastAsia"/>
-          <w:color w:val="000000"/>
-          <w:spacing w:val="-2"/>
-          <w:sz w:val="28"/>
-          <w:szCs w:val="28"/>
-        </w:rPr>
-        <w:t>，全身心地感受這嶄新的一切：下過雨的泥路“涼爽又溫柔”，小白菊不再膽怯，“慢慢地抬起它們的頭，/試試寒，試試，/然後一瓣</w:t>
-      </w:r>
-      <w:proofErr w:type="gramStart"/>
-      <w:r>
-        <w:rPr>
-          <w:rFonts w:ascii="標楷體" w:eastAsia="標楷體" w:hAnsi="標楷體" w:cs="標楷體" w:hint="eastAsia"/>
-          <w:color w:val="000000"/>
-          <w:spacing w:val="-2"/>
-          <w:sz w:val="28"/>
-          <w:szCs w:val="28"/>
-        </w:rPr>
-        <w:t>瓣</w:t>
-      </w:r>
-      <w:proofErr w:type="gramEnd"/>
-      <w:r>
-        <w:rPr>
-          <w:rFonts w:ascii="標楷體" w:eastAsia="標楷體" w:hAnsi="標楷體" w:cs="標楷體" w:hint="eastAsia"/>
-          <w:color w:val="000000"/>
-          <w:spacing w:val="-2"/>
-          <w:sz w:val="28"/>
-          <w:szCs w:val="28"/>
-        </w:rPr>
-        <w:t>地綻透”，用擬人的手法，表達對自然的全新感受，“風蝶兒”“在木葉間自在閒遊，/把它的飾彩的智慧書頁/</w:t>
-      </w:r>
-      <w:proofErr w:type="gramStart"/>
-      <w:r>
-        <w:rPr>
-          <w:rFonts w:ascii="標楷體" w:eastAsia="標楷體" w:hAnsi="標楷體" w:cs="標楷體" w:hint="eastAsia"/>
-          <w:color w:val="000000"/>
-          <w:spacing w:val="-2"/>
-          <w:sz w:val="28"/>
-          <w:szCs w:val="28"/>
-        </w:rPr>
-        <w:t>曝著</w:t>
-      </w:r>
-      <w:proofErr w:type="gramEnd"/>
-      <w:r>
-        <w:rPr>
-          <w:rFonts w:ascii="標楷體" w:eastAsia="標楷體" w:hAnsi="標楷體" w:cs="標楷體" w:hint="eastAsia"/>
-          <w:color w:val="000000"/>
-          <w:spacing w:val="-2"/>
-          <w:sz w:val="28"/>
-          <w:szCs w:val="28"/>
-        </w:rPr>
-        <w:t>陽光一開一收。”小生靈的一招一式</w:t>
-      </w:r>
-      <w:proofErr w:type="gramStart"/>
-      <w:r>
-        <w:rPr>
-          <w:rFonts w:ascii="標楷體" w:eastAsia="標楷體" w:hAnsi="標楷體" w:cs="標楷體" w:hint="eastAsia"/>
-          <w:color w:val="000000"/>
-          <w:spacing w:val="-2"/>
-          <w:sz w:val="28"/>
-          <w:szCs w:val="28"/>
-        </w:rPr>
-        <w:t>都深含詩意</w:t>
-      </w:r>
-      <w:proofErr w:type="gramEnd"/>
-      <w:r>
-        <w:rPr>
-          <w:rFonts w:ascii="標楷體" w:eastAsia="標楷體" w:hAnsi="標楷體" w:cs="標楷體" w:hint="eastAsia"/>
-          <w:color w:val="000000"/>
-          <w:spacing w:val="-2"/>
-          <w:sz w:val="28"/>
-          <w:szCs w:val="28"/>
-        </w:rPr>
-        <w:t>。詩的最後一節是中國古典詩歌意境的忠實複寫：“看山間移動的暗綠/雲的腳跡</w:t>
-      </w:r>
-      <w:r>
-        <w:rPr>
-          <w:rFonts w:ascii="標楷體" w:eastAsia="標楷體" w:hAnsi="標楷體" w:cs="標楷體" w:hint="eastAsia"/>
-          <w:color w:val="000000"/>
-          <w:spacing w:val="-2"/>
-          <w:sz w:val="28"/>
-          <w:szCs w:val="28"/>
-        </w:rPr>
-        <w:t>--</w:t>
-      </w:r>
-      <w:r>
-        <w:rPr>
-          <w:rFonts w:ascii="標楷體" w:eastAsia="標楷體" w:hAnsi="標楷體" w:cs="標楷體" w:hint="eastAsia"/>
-          <w:color w:val="000000"/>
-          <w:spacing w:val="-2"/>
-          <w:sz w:val="28"/>
-          <w:szCs w:val="28"/>
-        </w:rPr>
-        <w:t>它也在</w:t>
-      </w:r>
-      <w:proofErr w:type="gramStart"/>
-      <w:r>
-        <w:rPr>
-          <w:rFonts w:ascii="標楷體" w:eastAsia="標楷體" w:hAnsi="標楷體" w:cs="標楷體" w:hint="eastAsia"/>
-          <w:color w:val="000000"/>
-          <w:spacing w:val="-2"/>
-          <w:sz w:val="28"/>
-          <w:szCs w:val="28"/>
-        </w:rPr>
-        <w:t>閒</w:t>
-      </w:r>
-      <w:proofErr w:type="gramEnd"/>
-      <w:r>
-        <w:rPr>
-          <w:rFonts w:ascii="標楷體" w:eastAsia="標楷體" w:hAnsi="標楷體" w:cs="標楷體" w:hint="eastAsia"/>
-          <w:color w:val="000000"/>
-          <w:spacing w:val="-2"/>
-          <w:sz w:val="28"/>
-          <w:szCs w:val="28"/>
-        </w:rPr>
-        <w:t>遊</w:t>
-      </w:r>
-      <w:r>
-        <w:rPr>
-          <w:rFonts w:ascii="標楷體" w:eastAsia="標楷體" w:hAnsi="標楷體" w:cs="標楷體" w:hint="eastAsia"/>
-          <w:color w:val="000000"/>
-          <w:spacing w:val="-2"/>
-          <w:sz w:val="28"/>
-          <w:szCs w:val="28"/>
-        </w:rPr>
-        <w:t>。”詩人在深遠的意境中，融進自己對閒適生活嚮往的主觀色彩。</w:t>
+        <w:jc w:val="both"/>
+        <w:rPr>
+          <w:rFonts w:ascii="標楷體" w:eastAsia="標楷體" w:hAnsi="標楷體" w:cs="標楷體" w:hint="eastAsia"/>
+          <w:color w:val="000000"/>
+          <w:sz w:val="28"/>
+          <w:szCs w:val="28"/>
+        </w:rPr>
+      </w:pPr>
+      <w:r>
+        <w:rPr>
+          <w:rFonts w:ascii="標楷體" w:eastAsia="標楷體" w:hAnsi="標楷體" w:cs="標楷體" w:hint="eastAsia"/>
+          <w:color w:val="000000"/>
+          <w:sz w:val="28"/>
+          <w:szCs w:val="28"/>
+        </w:rPr>
+        <w:t xml:space="preserve">　　</w:t>
       </w:r>
     </w:p>
     <w:p>
       <w:pPr>
         <w:widowControl/>
-        <w:spacing w:line="400" w:lineRule="exact"/>
+        <w:spacing w:line="480" w:lineRule="exact"/>
         <w:ind w:left="-6" w:hanging="11"/>
+        <w:jc w:val="both"/>
+        <w:rPr>
+          <w:rFonts w:ascii="標楷體" w:eastAsia="標楷體" w:hAnsi="標楷體" w:cs="標楷體" w:hint="eastAsia"/>
+          <w:color w:val="000000"/>
+          <w:sz w:val="28"/>
+          <w:szCs w:val="28"/>
+        </w:rPr>
+      </w:pPr>
+      <w:r>
+        <w:rPr>
+          <w:rFonts w:ascii="標楷體" w:eastAsia="標楷體" w:hAnsi="標楷體" w:cs="標楷體" w:hint="eastAsia"/>
+          <w:color w:val="000000"/>
+          <w:sz w:val="28"/>
+          <w:szCs w:val="28"/>
+        </w:rPr>
+        <w:t xml:space="preserve">　　</w:t>
+      </w:r>
+      <w:bookmarkStart w:id="0" w:name="_Hlk234931793"/>
+      <w:r>
+        <w:rPr>
+          <w:rFonts w:ascii="標楷體" w:eastAsia="標楷體" w:hAnsi="標楷體" w:cs="標楷體" w:hint="eastAsia"/>
+          <w:color w:val="000000"/>
+          <w:sz w:val="28"/>
+          <w:szCs w:val="28"/>
+        </w:rPr>
+        <w:t>詩歌</w:t>
+      </w:r>
+      <w:proofErr w:type="gramStart"/>
+      <w:r>
+        <w:rPr>
+          <w:rFonts w:ascii="標楷體" w:eastAsia="標楷體" w:hAnsi="標楷體" w:cs="標楷體" w:hint="eastAsia"/>
+          <w:color w:val="000000"/>
+          <w:sz w:val="28"/>
+          <w:szCs w:val="28"/>
+        </w:rPr>
+        <w:t>一</w:t>
+      </w:r>
+      <w:proofErr w:type="gramEnd"/>
+      <w:r>
+        <w:rPr>
+          <w:rFonts w:ascii="標楷體" w:eastAsia="標楷體" w:hAnsi="標楷體" w:cs="標楷體" w:hint="eastAsia"/>
+          <w:color w:val="000000"/>
+          <w:sz w:val="28"/>
+          <w:szCs w:val="28"/>
+        </w:rPr>
+        <w:t>開篇，詩人便以溫柔的語調發出邀請，帶領讀者走進那條「</w:t>
+      </w:r>
+      <w:proofErr w:type="gramStart"/>
+      <w:r>
+        <w:rPr>
+          <w:rFonts w:ascii="標楷體" w:eastAsia="標楷體" w:hAnsi="標楷體" w:cs="標楷體" w:hint="eastAsia"/>
+          <w:color w:val="000000"/>
+          <w:sz w:val="28"/>
+          <w:szCs w:val="28"/>
+        </w:rPr>
+        <w:t>給雨潤過</w:t>
+      </w:r>
+      <w:proofErr w:type="gramEnd"/>
+      <w:r>
+        <w:rPr>
+          <w:rFonts w:ascii="標楷體" w:eastAsia="標楷體" w:hAnsi="標楷體" w:cs="標楷體" w:hint="eastAsia"/>
+          <w:color w:val="000000"/>
+          <w:sz w:val="28"/>
+          <w:szCs w:val="28"/>
+        </w:rPr>
+        <w:t>的泥路」。在這裡，泥路不再是</w:t>
+      </w:r>
+      <w:r>
+        <w:rPr>
+          <w:rFonts w:ascii="標楷體" w:eastAsia="標楷體" w:hAnsi="標楷體" w:cs="標楷體" w:hint="eastAsia"/>
+          <w:b/>
+          <w:bCs/>
+          <w:color w:val="000000"/>
+          <w:sz w:val="28"/>
+          <w:szCs w:val="28"/>
+        </w:rPr>
+        <w:t>泥濘不堪</w:t>
+      </w:r>
+      <w:r>
+        <w:rPr>
+          <w:rFonts w:ascii="標楷體" w:eastAsia="標楷體" w:hAnsi="標楷體" w:cs="標楷體" w:hint="eastAsia"/>
+          <w:color w:val="000000"/>
+          <w:sz w:val="28"/>
+          <w:szCs w:val="28"/>
+        </w:rPr>
+        <w:t>的阻礙，而是「涼爽又溫柔」的，這種觸覺的轉化，瞬間拉近了人與大自然的距離。</w:t>
+      </w:r>
+      <w:bookmarkEnd w:id="0"/>
+    </w:p>
+    <w:p>
+      <w:pPr>
+        <w:widowControl/>
+        <w:spacing w:line="480" w:lineRule="exact"/>
+        <w:ind w:left="-6" w:hanging="11"/>
+        <w:jc w:val="both"/>
+        <w:rPr>
+          <w:rFonts w:ascii="標楷體" w:eastAsia="標楷體" w:hAnsi="標楷體"/>
+          <w:sz w:val="28"/>
+          <w:szCs w:val="28"/>
+        </w:rPr>
+      </w:pPr>
+      <w:r>
+        <w:rPr>
+          <w:rFonts w:ascii="標楷體" w:eastAsia="標楷體" w:hAnsi="標楷體" w:cs="標楷體" w:hint="eastAsia"/>
+          <w:color w:val="000000"/>
+          <w:sz w:val="28"/>
+          <w:szCs w:val="28"/>
+        </w:rPr>
+        <w:t xml:space="preserve">　　</w:t>
+      </w:r>
+      <w:r>
+        <w:rPr>
+          <w:rFonts w:ascii="標楷體" w:eastAsia="標楷體" w:hAnsi="標楷體" w:cs="標楷體" w:hint="eastAsia"/>
+          <w:color w:val="000000"/>
+          <w:sz w:val="28"/>
+          <w:szCs w:val="28"/>
+        </w:rPr>
+        <w:t>隨後，詩人運用一連串擬人化的意象，</w:t>
+      </w:r>
+      <w:proofErr w:type="gramStart"/>
+      <w:r>
+        <w:rPr>
+          <w:rFonts w:ascii="標楷體" w:eastAsia="標楷體" w:hAnsi="標楷體" w:cs="標楷體" w:hint="eastAsia"/>
+          <w:color w:val="000000"/>
+          <w:sz w:val="28"/>
+          <w:szCs w:val="28"/>
+        </w:rPr>
+        <w:t>將雨後</w:t>
+      </w:r>
+      <w:proofErr w:type="gramEnd"/>
+      <w:r>
+        <w:rPr>
+          <w:rFonts w:ascii="標楷體" w:eastAsia="標楷體" w:hAnsi="標楷體" w:cs="標楷體" w:hint="eastAsia"/>
+          <w:color w:val="000000"/>
+          <w:sz w:val="28"/>
+          <w:szCs w:val="28"/>
+        </w:rPr>
+        <w:t>的植物與昆蟲</w:t>
+      </w:r>
+      <w:proofErr w:type="gramStart"/>
+      <w:r>
+        <w:rPr>
+          <w:rFonts w:ascii="標楷體" w:eastAsia="標楷體" w:hAnsi="標楷體" w:cs="標楷體" w:hint="eastAsia"/>
+          <w:color w:val="000000"/>
+          <w:sz w:val="28"/>
+          <w:szCs w:val="28"/>
+        </w:rPr>
+        <w:t>賦予了靈動</w:t>
+      </w:r>
+      <w:proofErr w:type="gramEnd"/>
+      <w:r>
+        <w:rPr>
+          <w:rFonts w:ascii="標楷體" w:eastAsia="標楷體" w:hAnsi="標楷體" w:cs="標楷體" w:hint="eastAsia"/>
+          <w:color w:val="000000"/>
+          <w:sz w:val="28"/>
+          <w:szCs w:val="28"/>
+        </w:rPr>
+        <w:t>的生命。首先是那「炫耀著新綠」的小草，在洗淨塵垢後，展現出不加掩飾的生命自信；接著是「不再膽怯」的小白菊，</w:t>
+      </w:r>
+      <w:proofErr w:type="gramStart"/>
+      <w:r>
+        <w:rPr>
+          <w:rFonts w:ascii="標楷體" w:eastAsia="標楷體" w:hAnsi="標楷體" w:cs="標楷體" w:hint="eastAsia"/>
+          <w:color w:val="000000"/>
+          <w:sz w:val="28"/>
+          <w:szCs w:val="28"/>
+        </w:rPr>
+        <w:t>牠</w:t>
+      </w:r>
+      <w:proofErr w:type="gramEnd"/>
+      <w:r>
+        <w:rPr>
+          <w:rFonts w:ascii="標楷體" w:eastAsia="標楷體" w:hAnsi="標楷體" w:cs="標楷體" w:hint="eastAsia"/>
+          <w:color w:val="000000"/>
+          <w:sz w:val="28"/>
+          <w:szCs w:val="28"/>
+        </w:rPr>
+        <w:t>「慢慢地抬起頭」，「試試寒，試試暖，然後一瓣</w:t>
+      </w:r>
+      <w:proofErr w:type="gramStart"/>
+      <w:r>
+        <w:rPr>
+          <w:rFonts w:ascii="標楷體" w:eastAsia="標楷體" w:hAnsi="標楷體" w:cs="標楷體" w:hint="eastAsia"/>
+          <w:color w:val="000000"/>
+          <w:sz w:val="28"/>
+          <w:szCs w:val="28"/>
+        </w:rPr>
+        <w:t>瓣地綻透</w:t>
+      </w:r>
+      <w:proofErr w:type="gramEnd"/>
+      <w:r>
+        <w:rPr>
+          <w:rFonts w:ascii="標楷體" w:eastAsia="標楷體" w:hAnsi="標楷體" w:cs="標楷體" w:hint="eastAsia"/>
+          <w:color w:val="000000"/>
+          <w:sz w:val="28"/>
+          <w:szCs w:val="28"/>
+        </w:rPr>
+        <w:t>」，這連續的動態描寫，精</w:t>
+      </w:r>
+      <w:proofErr w:type="gramStart"/>
+      <w:r>
+        <w:rPr>
+          <w:rFonts w:ascii="標楷體" w:eastAsia="標楷體" w:hAnsi="標楷體" w:cs="標楷體" w:hint="eastAsia"/>
+          <w:color w:val="000000"/>
+          <w:sz w:val="28"/>
+          <w:szCs w:val="28"/>
+        </w:rPr>
+        <w:t>準</w:t>
+      </w:r>
+      <w:proofErr w:type="gramEnd"/>
+      <w:r>
+        <w:rPr>
+          <w:rFonts w:ascii="標楷體" w:eastAsia="標楷體" w:hAnsi="標楷體" w:cs="標楷體" w:hint="eastAsia"/>
+          <w:color w:val="000000"/>
+          <w:sz w:val="28"/>
+          <w:szCs w:val="28"/>
+        </w:rPr>
+        <w:t>地捕捉到了生命在自然</w:t>
+      </w:r>
+      <w:proofErr w:type="gramStart"/>
+      <w:r>
+        <w:rPr>
+          <w:rFonts w:ascii="標楷體" w:eastAsia="標楷體" w:hAnsi="標楷體" w:cs="標楷體" w:hint="eastAsia"/>
+          <w:color w:val="000000"/>
+          <w:sz w:val="28"/>
+          <w:szCs w:val="28"/>
+        </w:rPr>
+        <w:t>轉換間的試探</w:t>
+      </w:r>
+      <w:proofErr w:type="gramEnd"/>
+      <w:r>
+        <w:rPr>
+          <w:rFonts w:ascii="標楷體" w:eastAsia="標楷體" w:hAnsi="標楷體" w:cs="標楷體" w:hint="eastAsia"/>
+          <w:color w:val="000000"/>
+          <w:sz w:val="28"/>
+          <w:szCs w:val="28"/>
+        </w:rPr>
+        <w:t>、適應與最終綻放，顯得格外具有童真與期待；最後，在</w:t>
+      </w:r>
+      <w:proofErr w:type="gramStart"/>
+      <w:r>
+        <w:rPr>
+          <w:rFonts w:ascii="標楷體" w:eastAsia="標楷體" w:hAnsi="標楷體" w:cs="標楷體" w:hint="eastAsia"/>
+          <w:color w:val="000000"/>
+          <w:sz w:val="28"/>
+          <w:szCs w:val="28"/>
+        </w:rPr>
+        <w:t>木葉間自在閒</w:t>
+      </w:r>
+      <w:proofErr w:type="gramEnd"/>
+      <w:r>
+        <w:rPr>
+          <w:rFonts w:ascii="標楷體" w:eastAsia="標楷體" w:hAnsi="標楷體" w:cs="標楷體" w:hint="eastAsia"/>
+          <w:color w:val="000000"/>
+          <w:sz w:val="28"/>
+          <w:szCs w:val="28"/>
+        </w:rPr>
+        <w:t>遊的鳳蝶兒，抖落了翅膀上的水珠，詩人將其</w:t>
+      </w:r>
+      <w:proofErr w:type="gramStart"/>
+      <w:r>
+        <w:rPr>
+          <w:rFonts w:ascii="標楷體" w:eastAsia="標楷體" w:hAnsi="標楷體" w:cs="標楷體" w:hint="eastAsia"/>
+          <w:color w:val="000000"/>
+          <w:sz w:val="28"/>
+          <w:szCs w:val="28"/>
+        </w:rPr>
+        <w:t>雙翅巧妙</w:t>
+      </w:r>
+      <w:proofErr w:type="gramEnd"/>
+      <w:r>
+        <w:rPr>
+          <w:rFonts w:ascii="標楷體" w:eastAsia="標楷體" w:hAnsi="標楷體" w:cs="標楷體" w:hint="eastAsia"/>
+          <w:color w:val="000000"/>
+          <w:sz w:val="28"/>
+          <w:szCs w:val="28"/>
+        </w:rPr>
+        <w:t>地比作「</w:t>
+      </w:r>
+      <w:proofErr w:type="gramStart"/>
+      <w:r>
+        <w:rPr>
+          <w:rFonts w:ascii="標楷體" w:eastAsia="標楷體" w:hAnsi="標楷體" w:cs="標楷體" w:hint="eastAsia"/>
+          <w:color w:val="000000"/>
+          <w:sz w:val="28"/>
+          <w:szCs w:val="28"/>
+        </w:rPr>
+        <w:t>飾彩的</w:t>
+      </w:r>
+      <w:proofErr w:type="gramEnd"/>
+      <w:r>
+        <w:rPr>
+          <w:rFonts w:ascii="標楷體" w:eastAsia="標楷體" w:hAnsi="標楷體" w:cs="標楷體" w:hint="eastAsia"/>
+          <w:color w:val="000000"/>
+          <w:sz w:val="28"/>
+          <w:szCs w:val="28"/>
+        </w:rPr>
+        <w:t>智慧書頁」，在陽光下「一開一收」，這個極具詩意的比喻，瞬間將昆蟲的本能活動，昇華為對宇宙智慧的翻閱與曝曬。這些筆觸動靜相宜，讓</w:t>
+      </w:r>
+      <w:proofErr w:type="gramStart"/>
+      <w:r>
+        <w:rPr>
+          <w:rFonts w:ascii="標楷體" w:eastAsia="標楷體" w:hAnsi="標楷體" w:cs="標楷體" w:hint="eastAsia"/>
+          <w:color w:val="000000"/>
+          <w:sz w:val="28"/>
+          <w:szCs w:val="28"/>
+        </w:rPr>
+        <w:t>整條雨後</w:t>
+      </w:r>
+      <w:proofErr w:type="gramEnd"/>
+      <w:r>
+        <w:rPr>
+          <w:rFonts w:ascii="標楷體" w:eastAsia="標楷體" w:hAnsi="標楷體" w:cs="標楷體" w:hint="eastAsia"/>
+          <w:color w:val="000000"/>
+          <w:sz w:val="28"/>
+          <w:szCs w:val="28"/>
+        </w:rPr>
+        <w:t>的小徑處處躍動著生命的驚喜。</w:t>
+      </w:r>
+    </w:p>
+    <w:p>
+      <w:pPr>
+        <w:widowControl/>
+        <w:spacing w:line="480" w:lineRule="exact"/>
+        <w:ind w:left="-6" w:hanging="11"/>
+        <w:jc w:val="both"/>
+        <w:rPr>
+          <w:rFonts w:ascii="標楷體" w:eastAsia="標楷體" w:hAnsi="標楷體"/>
+          <w:sz w:val="28"/>
+          <w:szCs w:val="28"/>
+        </w:rPr>
+      </w:pPr>
+      <w:r>
+        <w:rPr>
+          <w:rFonts w:ascii="標楷體" w:eastAsia="標楷體" w:hAnsi="標楷體" w:hint="eastAsia"/>
+          <w:sz w:val="28"/>
+          <w:szCs w:val="28"/>
+        </w:rPr>
+        <w:t xml:space="preserve">　　</w:t>
+      </w:r>
+      <w:r>
+        <w:rPr>
+          <w:rFonts w:ascii="標楷體" w:eastAsia="標楷體" w:hAnsi="標楷體" w:hint="eastAsia"/>
+          <w:sz w:val="28"/>
+          <w:szCs w:val="28"/>
+        </w:rPr>
+        <w:t>詩的後半段，視野由微觀的植物、昆蟲轉向宏觀的自然景觀。詩人寫道：「新陽推開了陰霾了，溪水在</w:t>
+      </w:r>
+      <w:proofErr w:type="gramStart"/>
+      <w:r>
+        <w:rPr>
+          <w:rFonts w:ascii="標楷體" w:eastAsia="標楷體" w:hAnsi="標楷體" w:hint="eastAsia"/>
+          <w:sz w:val="28"/>
+          <w:szCs w:val="28"/>
+        </w:rPr>
+        <w:t>溫風中</w:t>
+      </w:r>
+      <w:r>
+        <w:rPr>
+          <w:rFonts w:ascii="標楷體" w:eastAsia="標楷體" w:hAnsi="標楷體" w:hint="eastAsia"/>
+          <w:b/>
+          <w:bCs/>
+          <w:sz w:val="28"/>
+          <w:szCs w:val="28"/>
+        </w:rPr>
+        <w:t>暈皺</w:t>
+      </w:r>
+      <w:r>
+        <w:rPr>
+          <w:rFonts w:ascii="標楷體" w:eastAsia="標楷體" w:hAnsi="標楷體" w:hint="eastAsia"/>
+          <w:sz w:val="28"/>
+          <w:szCs w:val="28"/>
+        </w:rPr>
+        <w:t>」</w:t>
+      </w:r>
+      <w:proofErr w:type="gramEnd"/>
+      <w:r>
+        <w:rPr>
+          <w:rFonts w:ascii="標楷體" w:eastAsia="標楷體" w:hAnsi="標楷體" w:hint="eastAsia"/>
+          <w:sz w:val="28"/>
+          <w:szCs w:val="28"/>
+        </w:rPr>
+        <w:t>，溫暖的風吹過溪面，泛起</w:t>
+      </w:r>
+      <w:r>
+        <w:rPr>
+          <w:rFonts w:ascii="標楷體" w:eastAsia="標楷體" w:hAnsi="標楷體" w:hint="eastAsia"/>
+          <w:b/>
+          <w:bCs/>
+          <w:sz w:val="28"/>
+          <w:szCs w:val="28"/>
+        </w:rPr>
+        <w:t>漣漪</w:t>
+      </w:r>
+      <w:r>
+        <w:rPr>
+          <w:rFonts w:ascii="標楷體" w:eastAsia="標楷體" w:hAnsi="標楷體" w:hint="eastAsia"/>
+          <w:sz w:val="28"/>
+          <w:szCs w:val="28"/>
+        </w:rPr>
+        <w:t>，畫面充滿了動態的形式美。</w:t>
+      </w:r>
+    </w:p>
+    <w:p>
+      <w:pPr>
+        <w:widowControl/>
+        <w:spacing w:line="480" w:lineRule="exact"/>
+        <w:ind w:left="-6" w:hanging="11"/>
+        <w:jc w:val="both"/>
+        <w:rPr>
+          <w:rFonts w:ascii="標楷體" w:eastAsia="標楷體" w:hAnsi="標楷體" w:hint="eastAsia"/>
+          <w:sz w:val="28"/>
+          <w:szCs w:val="28"/>
+        </w:rPr>
+      </w:pPr>
+      <w:r>
+        <w:rPr>
+          <w:rFonts w:ascii="標楷體" w:eastAsia="標楷體" w:hAnsi="標楷體" w:hint="eastAsia"/>
+          <w:sz w:val="28"/>
+          <w:szCs w:val="28"/>
+        </w:rPr>
+        <w:t xml:space="preserve">　　</w:t>
+      </w:r>
+      <w:r>
+        <w:rPr>
+          <w:rFonts w:ascii="標楷體" w:eastAsia="標楷體" w:hAnsi="標楷體" w:hint="eastAsia"/>
+          <w:sz w:val="28"/>
+          <w:szCs w:val="28"/>
+        </w:rPr>
+        <w:t>最精妙的莫過於對雲影的描寫：「看山間移動的暗綠</w:t>
+      </w:r>
+      <w:r>
+        <w:rPr>
+          <w:rFonts w:ascii="標楷體" w:eastAsia="標楷體" w:hAnsi="標楷體" w:hint="eastAsia"/>
+          <w:sz w:val="28"/>
+          <w:szCs w:val="28"/>
+        </w:rPr>
+        <w:t>--</w:t>
+      </w:r>
+      <w:r>
+        <w:rPr>
+          <w:rFonts w:ascii="標楷體" w:eastAsia="標楷體" w:hAnsi="標楷體" w:hint="eastAsia"/>
+          <w:sz w:val="28"/>
+          <w:szCs w:val="28"/>
+        </w:rPr>
+        <w:t>雲</w:t>
+      </w:r>
+      <w:proofErr w:type="gramStart"/>
+      <w:r>
+        <w:rPr>
+          <w:rFonts w:ascii="標楷體" w:eastAsia="標楷體" w:hAnsi="標楷體" w:hint="eastAsia"/>
+          <w:sz w:val="28"/>
+          <w:szCs w:val="28"/>
+        </w:rPr>
+        <w:t>的腳跡</w:t>
+      </w:r>
+      <w:proofErr w:type="gramEnd"/>
+      <w:r>
+        <w:rPr>
+          <w:rFonts w:ascii="標楷體" w:eastAsia="標楷體" w:hAnsi="標楷體" w:hint="eastAsia"/>
+          <w:sz w:val="28"/>
+          <w:szCs w:val="28"/>
+        </w:rPr>
+        <w:t>--</w:t>
+      </w:r>
+      <w:r>
+        <w:rPr>
+          <w:rFonts w:ascii="標楷體" w:eastAsia="標楷體" w:hAnsi="標楷體" w:hint="eastAsia"/>
+          <w:sz w:val="28"/>
+          <w:szCs w:val="28"/>
+        </w:rPr>
+        <w:t>它也在</w:t>
+      </w:r>
+      <w:proofErr w:type="gramStart"/>
+      <w:r>
+        <w:rPr>
+          <w:rFonts w:ascii="標楷體" w:eastAsia="標楷體" w:hAnsi="標楷體" w:hint="eastAsia"/>
+          <w:sz w:val="28"/>
+          <w:szCs w:val="28"/>
+        </w:rPr>
+        <w:t>閒</w:t>
+      </w:r>
+      <w:proofErr w:type="gramEnd"/>
+      <w:r>
+        <w:rPr>
+          <w:rFonts w:ascii="標楷體" w:eastAsia="標楷體" w:hAnsi="標楷體" w:hint="eastAsia"/>
+          <w:sz w:val="28"/>
+          <w:szCs w:val="28"/>
+        </w:rPr>
+        <w:t>遊」。詩人將投射在山間、隨著雲朵移動而移動的陰影（暗綠），具</w:t>
+      </w:r>
+      <w:proofErr w:type="gramStart"/>
+      <w:r>
+        <w:rPr>
+          <w:rFonts w:ascii="標楷體" w:eastAsia="標楷體" w:hAnsi="標楷體" w:hint="eastAsia"/>
+          <w:sz w:val="28"/>
+          <w:szCs w:val="28"/>
+        </w:rPr>
+        <w:t>象</w:t>
+      </w:r>
+      <w:proofErr w:type="gramEnd"/>
+      <w:r>
+        <w:rPr>
+          <w:rFonts w:ascii="標楷體" w:eastAsia="標楷體" w:hAnsi="標楷體" w:hint="eastAsia"/>
+          <w:sz w:val="28"/>
+          <w:szCs w:val="28"/>
+        </w:rPr>
+        <w:t>化為「雲</w:t>
+      </w:r>
+      <w:proofErr w:type="gramStart"/>
+      <w:r>
+        <w:rPr>
+          <w:rFonts w:ascii="標楷體" w:eastAsia="標楷體" w:hAnsi="標楷體" w:hint="eastAsia"/>
+          <w:sz w:val="28"/>
+          <w:szCs w:val="28"/>
+        </w:rPr>
+        <w:t>的腳跡</w:t>
+      </w:r>
+      <w:proofErr w:type="gramEnd"/>
+      <w:r>
+        <w:rPr>
+          <w:rFonts w:ascii="標楷體" w:eastAsia="標楷體" w:hAnsi="標楷體" w:hint="eastAsia"/>
+          <w:sz w:val="28"/>
+          <w:szCs w:val="28"/>
+        </w:rPr>
+        <w:t>」。雲在天上，影在山間，天光雲影與山巒綠意完美交織，且一個「也」字，將雲影的「</w:t>
+      </w:r>
+      <w:proofErr w:type="gramStart"/>
+      <w:r>
+        <w:rPr>
+          <w:rFonts w:ascii="標楷體" w:eastAsia="標楷體" w:hAnsi="標楷體" w:hint="eastAsia"/>
+          <w:sz w:val="28"/>
+          <w:szCs w:val="28"/>
+        </w:rPr>
+        <w:t>閒</w:t>
+      </w:r>
+      <w:proofErr w:type="gramEnd"/>
+      <w:r>
+        <w:rPr>
+          <w:rFonts w:ascii="標楷體" w:eastAsia="標楷體" w:hAnsi="標楷體" w:hint="eastAsia"/>
+          <w:sz w:val="28"/>
+          <w:szCs w:val="28"/>
+        </w:rPr>
+        <w:t>遊」與前文鳳蝶的「</w:t>
+      </w:r>
+      <w:proofErr w:type="gramStart"/>
+      <w:r>
+        <w:rPr>
+          <w:rFonts w:ascii="標楷體" w:eastAsia="標楷體" w:hAnsi="標楷體" w:hint="eastAsia"/>
+          <w:sz w:val="28"/>
+          <w:szCs w:val="28"/>
+        </w:rPr>
+        <w:t>閒</w:t>
+      </w:r>
+      <w:proofErr w:type="gramEnd"/>
+      <w:r>
+        <w:rPr>
+          <w:rFonts w:ascii="標楷體" w:eastAsia="標楷體" w:hAnsi="標楷體" w:hint="eastAsia"/>
+          <w:sz w:val="28"/>
+          <w:szCs w:val="28"/>
+        </w:rPr>
+        <w:t>遊」、以及詩人自身的「走走」呼應起來，達到了物我合一、</w:t>
+      </w:r>
+      <w:proofErr w:type="gramStart"/>
+      <w:r>
+        <w:rPr>
+          <w:rFonts w:ascii="標楷體" w:eastAsia="標楷體" w:hAnsi="標楷體" w:hint="eastAsia"/>
+          <w:sz w:val="28"/>
+          <w:szCs w:val="28"/>
+        </w:rPr>
+        <w:t>萬物共適的</w:t>
+      </w:r>
+      <w:proofErr w:type="gramEnd"/>
+      <w:r>
+        <w:rPr>
+          <w:rFonts w:ascii="標楷體" w:eastAsia="標楷體" w:hAnsi="標楷體" w:hint="eastAsia"/>
+          <w:sz w:val="28"/>
+          <w:szCs w:val="28"/>
+        </w:rPr>
+        <w:t>境界。</w:t>
+      </w:r>
+    </w:p>
+    <w:p>
+      <w:pPr>
+        <w:widowControl/>
+        <w:spacing w:line="480" w:lineRule="exact"/>
+        <w:ind w:left="-6" w:hanging="11"/>
+        <w:jc w:val="both"/>
+        <w:rPr>
+          <w:rFonts w:ascii="標楷體" w:eastAsia="標楷體" w:hAnsi="標楷體" w:hint="eastAsia"/>
+          <w:sz w:val="28"/>
+          <w:szCs w:val="28"/>
+        </w:rPr>
+      </w:pPr>
+      <w:r>
+        <w:rPr>
+          <w:rFonts w:ascii="標楷體" w:eastAsia="標楷體" w:hAnsi="標楷體" w:hint="eastAsia"/>
+          <w:sz w:val="28"/>
+          <w:szCs w:val="28"/>
+        </w:rPr>
+        <w:t xml:space="preserve">　　</w:t>
+      </w:r>
+      <w:r>
+        <w:rPr>
+          <w:rFonts w:ascii="標楷體" w:eastAsia="標楷體" w:hAnsi="標楷體" w:hint="eastAsia"/>
+          <w:sz w:val="28"/>
+          <w:szCs w:val="28"/>
+          <w:u w:val="single"/>
+        </w:rPr>
+        <w:t>戴望舒</w:t>
+      </w:r>
+      <w:r>
+        <w:rPr>
+          <w:rFonts w:ascii="標楷體" w:eastAsia="標楷體" w:hAnsi="標楷體" w:hint="eastAsia"/>
+          <w:sz w:val="28"/>
+          <w:szCs w:val="28"/>
+        </w:rPr>
+        <w:t>早期的作品多帶有《雨巷》式的憂鬱與哀怨。而在這首詩中，同樣是描寫「雨」，卻告別了陰冷與寂寥，展現出「新陽推開陰霾」後的明朗與舒暢。這不僅是對自然景觀的吟詠，更是詩人歷經生活風雨後，內心重獲平靜、擁抱生命的寫照。</w:t>
+      </w:r>
+    </w:p>
+    <w:p>
+      <w:pPr>
+        <w:widowControl/>
+        <w:spacing w:line="480" w:lineRule="exact"/>
+        <w:ind w:left="-6" w:hanging="11"/>
+        <w:jc w:val="both"/>
         <w:rPr>
           <w:rFonts w:ascii="標楷體" w:eastAsia="標楷體" w:hAnsi="標楷體" w:cs="標楷體"/>
           <w:color w:val="000000"/>
@@ -1342,77 +2288,118 @@
       </w:pPr>
       <w:r>
         <w:rPr>
-          <w:rFonts w:ascii="標楷體" w:eastAsia="標楷體" w:hAnsi="標楷體" w:cs="標楷體" w:hint="eastAsia"/>
-          <w:color w:val="000000"/>
-          <w:sz w:val="28"/>
-          <w:szCs w:val="28"/>
-        </w:rPr>
-        <w:t>(資料來源：</w:t>
-      </w:r>
-      <w:hyperlink r:id="rId8" w:history="1">
-        <w:r>
-          <w:rPr>
-            <w:rStyle w:val="a3"/>
-            <w:rFonts w:ascii="標楷體" w:eastAsia="標楷體" w:hAnsi="標楷體" w:cs="標楷體"/>
-            <w:sz w:val="28"/>
-            <w:szCs w:val="28"/>
-          </w:rPr>
-          <w:t>https://bit.ly/3qeKYwm</w:t>
-        </w:r>
-      </w:hyperlink>
+          <w:rFonts w:ascii="標楷體" w:eastAsia="標楷體" w:hAnsi="標楷體" w:hint="eastAsia"/>
+          <w:sz w:val="28"/>
+          <w:szCs w:val="28"/>
+        </w:rPr>
+        <w:t xml:space="preserve">　　</w:t>
+      </w:r>
+      <w:r>
+        <w:rPr>
+          <w:rFonts w:ascii="標楷體" w:eastAsia="標楷體" w:hAnsi="標楷體" w:hint="eastAsia"/>
+          <w:sz w:val="28"/>
+          <w:szCs w:val="28"/>
+        </w:rPr>
+        <w:t>總體而言，</w:t>
+      </w:r>
+      <w:proofErr w:type="gramStart"/>
+      <w:r>
+        <w:rPr>
+          <w:rFonts w:ascii="標楷體" w:eastAsia="標楷體" w:hAnsi="標楷體" w:hint="eastAsia"/>
+          <w:sz w:val="28"/>
+          <w:szCs w:val="28"/>
+        </w:rPr>
+        <w:t>《在天晴了的時候》全詩節奏</w:t>
+      </w:r>
+      <w:proofErr w:type="gramEnd"/>
+      <w:r>
+        <w:rPr>
+          <w:rFonts w:ascii="標楷體" w:eastAsia="標楷體" w:hAnsi="標楷體" w:hint="eastAsia"/>
+          <w:sz w:val="28"/>
+          <w:szCs w:val="28"/>
+        </w:rPr>
+        <w:t>舒緩、音調和諧。詩人透過「</w:t>
+      </w:r>
+      <w:proofErr w:type="gramStart"/>
+      <w:r>
+        <w:rPr>
+          <w:rFonts w:ascii="標楷體" w:eastAsia="標楷體" w:hAnsi="標楷體" w:hint="eastAsia"/>
+          <w:sz w:val="28"/>
+          <w:szCs w:val="28"/>
+        </w:rPr>
+        <w:t>赤</w:t>
+      </w:r>
+      <w:proofErr w:type="gramEnd"/>
+      <w:r>
+        <w:rPr>
+          <w:rFonts w:ascii="標楷體" w:eastAsia="標楷體" w:hAnsi="標楷體" w:hint="eastAsia"/>
+          <w:sz w:val="28"/>
+          <w:szCs w:val="28"/>
+        </w:rPr>
+        <w:t>著腳，攜著手」這般返璞歸真的動作，表達了對大自然最純粹的依戀。這</w:t>
+      </w:r>
+      <w:proofErr w:type="gramStart"/>
+      <w:r>
+        <w:rPr>
+          <w:rFonts w:ascii="標楷體" w:eastAsia="標楷體" w:hAnsi="標楷體" w:hint="eastAsia"/>
+          <w:sz w:val="28"/>
+          <w:szCs w:val="28"/>
+        </w:rPr>
+        <w:t>首詩用溫柔</w:t>
+      </w:r>
+      <w:proofErr w:type="gramEnd"/>
+      <w:r>
+        <w:rPr>
+          <w:rFonts w:ascii="標楷體" w:eastAsia="標楷體" w:hAnsi="標楷體" w:hint="eastAsia"/>
+          <w:sz w:val="28"/>
+          <w:szCs w:val="28"/>
+        </w:rPr>
+        <w:t>的筆觸告訴我們：風雨過後，生活與生命總會迎來最溫柔的綻放。</w:t>
+      </w:r>
       <w:hyperlink r:id="rId9" w:history="1"/>
       <w:hyperlink r:id="rId10" w:history="1"/>
       <w:hyperlink r:id="rId11" w:history="1"/>
-      <w:r>
-        <w:rPr>
-          <w:rFonts w:ascii="標楷體" w:eastAsia="標楷體" w:hAnsi="標楷體" w:cs="標楷體" w:hint="eastAsia"/>
-          <w:color w:val="000000"/>
-          <w:sz w:val="28"/>
-          <w:szCs w:val="28"/>
-        </w:rPr>
-        <w:t>)</w:t>
-      </w:r>
     </w:p>
     <w:p>
       <w:pPr>
         <w:widowControl/>
-        <w:tabs>
-          <w:tab w:val="left" w:pos="480"/>
-          <w:tab w:val="left" w:pos="960"/>
-          <w:tab w:val="left" w:pos="1440"/>
-          <w:tab w:val="left" w:pos="1920"/>
-          <w:tab w:val="left" w:pos="2400"/>
-          <w:tab w:val="left" w:pos="2880"/>
-          <w:tab w:val="left" w:pos="3360"/>
-          <w:tab w:val="left" w:pos="3840"/>
-          <w:tab w:val="left" w:pos="4320"/>
-          <w:tab w:val="left" w:pos="4800"/>
-          <w:tab w:val="left" w:pos="5280"/>
-          <w:tab w:val="left" w:pos="5760"/>
-          <w:tab w:val="left" w:pos="6240"/>
-          <w:tab w:val="left" w:pos="6720"/>
-          <w:tab w:val="left" w:pos="7200"/>
-          <w:tab w:val="left" w:pos="7680"/>
-          <w:tab w:val="left" w:pos="8160"/>
-          <w:tab w:val="left" w:pos="8985"/>
-        </w:tabs>
         <w:spacing w:beforeLines="50" w:before="180" w:line="440" w:lineRule="exact"/>
-        <w:ind w:left="-6" w:hanging="11"/>
         <w:rPr>
           <w:rFonts w:ascii="標楷體" w:eastAsia="標楷體" w:hAnsi="標楷體" w:cs="標楷體"/>
           <w:color w:val="000000"/>
-          <w:sz w:val="36"/>
-          <w:szCs w:val="36"/>
-        </w:rPr>
-      </w:pPr>
-      <w:r>
-        <w:rPr>
-          <w:rFonts w:ascii="標楷體" w:eastAsia="標楷體" w:hAnsi="標楷體" w:cs="標楷體" w:hint="eastAsia"/>
-          <w:color w:val="000000"/>
-          <w:sz w:val="36"/>
-          <w:szCs w:val="36"/>
+          <w:sz w:val="32"/>
+          <w:szCs w:val="32"/>
           <w:bdr w:val="single" w:sz="4" w:space="0" w:color="auto"/>
         </w:rPr>
+        <w:sectPr>
+          <w:pgSz w:w="11906" w:h="16838" w:code="9"/>
+          <w:pgMar w:top="567" w:right="851" w:bottom="567" w:left="851" w:header="851" w:footer="0" w:gutter="0"/>
+          <w:cols w:space="425"/>
+          <w:docGrid w:type="lines" w:linePitch="360"/>
+        </w:sectPr>
+      </w:pPr>
+    </w:p>
+    <w:p>
+      <w:pPr>
+        <w:widowControl/>
+        <w:spacing w:line="440" w:lineRule="exact"/>
+        <w:rPr>
+          <w:rFonts w:ascii="標楷體" w:eastAsia="標楷體" w:hAnsi="標楷體" w:cs="標楷體"/>
+          <w:color w:val="000000"/>
+          <w:sz w:val="32"/>
+          <w:szCs w:val="32"/>
+          <w:bdr w:val="single" w:sz="4" w:space="0" w:color="auto"/>
+        </w:rPr>
+      </w:pPr>
+      <w:r>
+        <w:rPr>
+          <w:rFonts w:ascii="標楷體" w:eastAsia="標楷體" w:hAnsi="標楷體" w:cs="標楷體" w:hint="eastAsia"/>
+          <w:color w:val="000000"/>
+          <w:sz w:val="32"/>
+          <w:szCs w:val="32"/>
+          <w:bdr w:val="single" w:sz="4" w:space="0" w:color="auto"/>
+        </w:rPr>
+        <w:lastRenderedPageBreak/>
         <w:t>補充</w:t>
       </w:r>
     </w:p>
@@ -1423,8 +2410,8 @@
           <w:ilvl w:val="0"/>
           <w:numId w:val="1"/>
         </w:numPr>
-        <w:spacing w:line="360" w:lineRule="exact"/>
-        <w:ind w:right="845"/>
+        <w:spacing w:line="480" w:lineRule="exact"/>
+        <w:ind w:left="284" w:hanging="284"/>
         <w:rPr>
           <w:rFonts w:ascii="標楷體" w:eastAsia="標楷體" w:hAnsi="標楷體" w:cs="標楷體"/>
           <w:color w:val="000000"/>
@@ -1432,6 +2419,88 @@
           <w:szCs w:val="28"/>
         </w:rPr>
       </w:pPr>
+      <w:r>
+        <w:rPr>
+          <w:rFonts w:ascii="標楷體" w:eastAsia="標楷體" w:hAnsi="標楷體" w:cs="標楷體" w:hint="eastAsia"/>
+          <w:color w:val="000000"/>
+          <w:sz w:val="28"/>
+          <w:szCs w:val="28"/>
+        </w:rPr>
+        <w:t>白色恐怖</w:t>
+      </w:r>
+      <w:r>
+        <w:rPr>
+          <w:rFonts w:ascii="標楷體" w:eastAsia="標楷體" w:hAnsi="標楷體" w:cs="標楷體" w:hint="eastAsia"/>
+          <w:color w:val="000000"/>
+          <w:sz w:val="28"/>
+          <w:szCs w:val="28"/>
+        </w:rPr>
+        <w:t>：</w:t>
+      </w:r>
+      <w:r>
+        <w:rPr>
+          <w:rFonts w:ascii="標楷體" w:eastAsia="標楷體" w:hAnsi="標楷體" w:cs="標楷體" w:hint="eastAsia"/>
+          <w:color w:val="000000"/>
+          <w:sz w:val="28"/>
+          <w:szCs w:val="28"/>
+        </w:rPr>
+        <w:t>統治者利用暴力、逮捕或高壓手段，讓人民感到害怕，進而不敢反抗的政治時期。在</w:t>
+      </w:r>
+      <w:r>
+        <w:rPr>
+          <w:rFonts w:ascii="標楷體" w:eastAsia="標楷體" w:hAnsi="標楷體" w:cs="標楷體" w:hint="eastAsia"/>
+          <w:color w:val="000000"/>
+          <w:sz w:val="28"/>
+          <w:szCs w:val="28"/>
+          <w:u w:val="single"/>
+        </w:rPr>
+        <w:t>戴望舒</w:t>
+      </w:r>
+      <w:r>
+        <w:rPr>
+          <w:rFonts w:ascii="標楷體" w:eastAsia="標楷體" w:hAnsi="標楷體" w:cs="標楷體" w:hint="eastAsia"/>
+          <w:color w:val="000000"/>
+          <w:sz w:val="28"/>
+          <w:szCs w:val="28"/>
+        </w:rPr>
+        <w:t>的背景中，</w:t>
+      </w:r>
+      <w:r>
+        <w:rPr>
+          <w:rFonts w:ascii="標楷體" w:eastAsia="標楷體" w:hAnsi="標楷體" w:cs="標楷體" w:hint="eastAsia"/>
+          <w:color w:val="000000"/>
+          <w:sz w:val="28"/>
+          <w:szCs w:val="28"/>
+          <w:u w:val="single"/>
+        </w:rPr>
+        <w:t>日</w:t>
+      </w:r>
+      <w:r>
+        <w:rPr>
+          <w:rFonts w:ascii="標楷體" w:eastAsia="標楷體" w:hAnsi="標楷體" w:cs="標楷體" w:hint="eastAsia"/>
+          <w:color w:val="000000"/>
+          <w:sz w:val="28"/>
+          <w:szCs w:val="28"/>
+        </w:rPr>
+        <w:t>軍佔領香港就是一種白色恐怖。它象徵著自由被剝奪、生命受到威脅，人人自危的壓抑環境。</w:t>
+      </w:r>
+    </w:p>
+    <w:p>
+      <w:pPr>
+        <w:widowControl/>
+        <w:numPr>
+          <w:ilvl w:val="0"/>
+          <w:numId w:val="1"/>
+        </w:numPr>
+        <w:spacing w:line="480" w:lineRule="exact"/>
+        <w:ind w:left="284" w:hanging="284"/>
+        <w:rPr>
+          <w:rFonts w:ascii="標楷體" w:eastAsia="標楷體" w:hAnsi="標楷體" w:cs="標楷體"/>
+          <w:color w:val="000000"/>
+          <w:sz w:val="28"/>
+          <w:szCs w:val="28"/>
+        </w:rPr>
+      </w:pPr>
       <w:proofErr w:type="gramStart"/>
       <w:r>
         <w:rPr>
@@ -1440,13 +2509,704 @@
           <w:sz w:val="28"/>
           <w:szCs w:val="28"/>
         </w:rPr>
-        <w:t>寂</w:t>
+        <w:t>匱</w:t>
       </w:r>
       <w:proofErr w:type="gramEnd"/>
+      <w:r>
+        <w:rPr>
+          <w:rFonts w:ascii="標楷體" w:eastAsia="標楷體" w:hAnsi="標楷體" w:cs="標楷體" w:hint="eastAsia"/>
+          <w:color w:val="000000"/>
+          <w:sz w:val="28"/>
+          <w:szCs w:val="28"/>
+        </w:rPr>
+        <w:t>（</w:t>
+      </w:r>
+      <w:proofErr w:type="gramStart"/>
+      <w:r>
+        <w:rPr>
+          <w:rFonts w:ascii="標楷體" w:eastAsia="標楷體" w:hAnsi="標楷體" w:cs="標楷體" w:hint="eastAsia"/>
+          <w:color w:val="FF0000"/>
+          <w:sz w:val="16"/>
+          <w:szCs w:val="16"/>
+        </w:rPr>
+        <w:t>ㄎㄨㄟˋ</w:t>
+      </w:r>
+      <w:proofErr w:type="gramEnd"/>
+      <w:r>
+        <w:rPr>
+          <w:rFonts w:ascii="標楷體" w:eastAsia="標楷體" w:hAnsi="標楷體" w:cs="標楷體" w:hint="eastAsia"/>
+          <w:color w:val="000000"/>
+          <w:sz w:val="28"/>
+          <w:szCs w:val="28"/>
+        </w:rPr>
+        <w:t>）</w:t>
+      </w:r>
+      <w:r>
+        <w:rPr>
+          <w:rFonts w:ascii="標楷體" w:eastAsia="標楷體" w:hAnsi="標楷體" w:cs="標楷體" w:hint="eastAsia"/>
+          <w:color w:val="000000"/>
+          <w:sz w:val="28"/>
+          <w:szCs w:val="28"/>
+        </w:rPr>
+        <w:t>乏</w:t>
+      </w:r>
+      <w:r>
+        <w:rPr>
+          <w:rFonts w:ascii="標楷體" w:eastAsia="標楷體" w:hAnsi="標楷體" w:cs="標楷體" w:hint="eastAsia"/>
+          <w:color w:val="000000"/>
+          <w:sz w:val="28"/>
+          <w:szCs w:val="28"/>
+        </w:rPr>
+        <w:t>：</w:t>
+      </w:r>
+      <w:r>
+        <w:rPr>
+          <w:rFonts w:ascii="標楷體" w:eastAsia="標楷體" w:hAnsi="標楷體" w:cs="標楷體" w:hint="eastAsia"/>
+          <w:color w:val="000000"/>
+          <w:sz w:val="28"/>
+          <w:szCs w:val="28"/>
+        </w:rPr>
+        <w:t>物資缺乏、不夠用。不只是肚子餓、沒有衣服穿的物質缺少，也常常用來形容心靈、精神上的空虛與無助。</w:t>
+      </w:r>
+    </w:p>
+    <w:p>
+      <w:pPr>
+        <w:widowControl/>
+        <w:numPr>
+          <w:ilvl w:val="0"/>
+          <w:numId w:val="1"/>
+        </w:numPr>
+        <w:spacing w:line="480" w:lineRule="exact"/>
+        <w:ind w:left="284" w:hanging="284"/>
+        <w:rPr>
+          <w:rFonts w:ascii="標楷體" w:eastAsia="標楷體" w:hAnsi="標楷體" w:cs="標楷體"/>
+          <w:color w:val="000000"/>
+          <w:sz w:val="28"/>
+          <w:szCs w:val="28"/>
+        </w:rPr>
+      </w:pPr>
+      <w:r>
+        <w:rPr>
+          <w:rFonts w:ascii="標楷體" w:eastAsia="標楷體" w:hAnsi="標楷體" w:cs="標楷體" w:hint="eastAsia"/>
+          <w:color w:val="000000"/>
+          <w:sz w:val="28"/>
+          <w:szCs w:val="28"/>
+        </w:rPr>
+        <w:t>陰霾</w:t>
+      </w:r>
+      <w:r>
+        <w:rPr>
+          <w:rFonts w:ascii="標楷體" w:eastAsia="標楷體" w:hAnsi="標楷體" w:cs="標楷體" w:hint="eastAsia"/>
+          <w:color w:val="000000"/>
+          <w:sz w:val="28"/>
+          <w:szCs w:val="28"/>
+        </w:rPr>
+        <w:t>（</w:t>
+      </w:r>
+      <w:proofErr w:type="gramStart"/>
+      <w:r>
+        <w:rPr>
+          <w:rFonts w:ascii="標楷體" w:eastAsia="標楷體" w:hAnsi="標楷體" w:cs="標楷體" w:hint="eastAsia"/>
+          <w:color w:val="FF0000"/>
+          <w:sz w:val="16"/>
+          <w:szCs w:val="16"/>
+        </w:rPr>
+        <w:t>ㄇㄞˊ</w:t>
+      </w:r>
+      <w:proofErr w:type="gramEnd"/>
+      <w:r>
+        <w:rPr>
+          <w:rFonts w:ascii="標楷體" w:eastAsia="標楷體" w:hAnsi="標楷體" w:cs="標楷體" w:hint="eastAsia"/>
+          <w:color w:val="000000"/>
+          <w:sz w:val="28"/>
+          <w:szCs w:val="28"/>
+        </w:rPr>
+        <w:t>）</w:t>
+      </w:r>
+      <w:r>
+        <w:rPr>
+          <w:rFonts w:ascii="標楷體" w:eastAsia="標楷體" w:hAnsi="標楷體" w:cs="標楷體" w:hint="eastAsia"/>
+          <w:color w:val="000000"/>
+          <w:sz w:val="28"/>
+          <w:szCs w:val="28"/>
+        </w:rPr>
+        <w:t>：</w:t>
+      </w:r>
+      <w:r>
+        <w:rPr>
+          <w:rFonts w:ascii="標楷體" w:eastAsia="標楷體" w:hAnsi="標楷體" w:cs="標楷體" w:hint="eastAsia"/>
+          <w:color w:val="000000"/>
+          <w:sz w:val="28"/>
+          <w:szCs w:val="28"/>
+        </w:rPr>
+        <w:t>天氣陰暗，天空被沙塵或濃霧遮蔽的樣子。用來形容人內心沉重、憂鬱、想不開的心情，或是指籠罩在社會上的黑暗勢力與痛苦。</w:t>
+      </w:r>
+    </w:p>
+    <w:p>
+      <w:pPr>
+        <w:widowControl/>
+        <w:numPr>
+          <w:ilvl w:val="0"/>
+          <w:numId w:val="1"/>
+        </w:numPr>
+        <w:spacing w:line="480" w:lineRule="exact"/>
+        <w:ind w:left="284" w:hanging="284"/>
+        <w:rPr>
+          <w:rFonts w:ascii="標楷體" w:eastAsia="標楷體" w:hAnsi="標楷體" w:cs="標楷體"/>
+          <w:color w:val="000000"/>
+          <w:sz w:val="28"/>
+          <w:szCs w:val="28"/>
+        </w:rPr>
+      </w:pPr>
+      <w:r>
+        <w:rPr>
+          <w:rFonts w:ascii="標楷體" w:eastAsia="標楷體" w:hAnsi="標楷體" w:cs="標楷體" w:hint="eastAsia"/>
+          <w:color w:val="000000"/>
+          <w:sz w:val="28"/>
+          <w:szCs w:val="28"/>
+        </w:rPr>
+        <w:t>象徵主義</w:t>
+      </w:r>
+      <w:r>
+        <w:rPr>
+          <w:rFonts w:ascii="標楷體" w:eastAsia="標楷體" w:hAnsi="標楷體" w:cs="標楷體" w:hint="eastAsia"/>
+          <w:color w:val="000000"/>
+          <w:sz w:val="28"/>
+          <w:szCs w:val="28"/>
+        </w:rPr>
+        <w:t>：</w:t>
+      </w:r>
+      <w:r>
+        <w:rPr>
+          <w:rFonts w:ascii="標楷體" w:eastAsia="標楷體" w:hAnsi="標楷體" w:cs="標楷體" w:hint="eastAsia"/>
+          <w:color w:val="000000"/>
+          <w:sz w:val="28"/>
+          <w:szCs w:val="28"/>
+        </w:rPr>
+        <w:t>一種文學寫作手法，不直接說出想法，而是用某種具體的事物來代表抽象的情感或觀念。像是用「油紙傘、</w:t>
+      </w:r>
+      <w:proofErr w:type="gramStart"/>
+      <w:r>
+        <w:rPr>
+          <w:rFonts w:ascii="標楷體" w:eastAsia="標楷體" w:hAnsi="標楷體" w:cs="標楷體" w:hint="eastAsia"/>
+          <w:color w:val="000000"/>
+          <w:sz w:val="28"/>
+          <w:szCs w:val="28"/>
+        </w:rPr>
+        <w:t>雨巷</w:t>
+      </w:r>
+      <w:proofErr w:type="gramEnd"/>
+      <w:r>
+        <w:rPr>
+          <w:rFonts w:ascii="標楷體" w:eastAsia="標楷體" w:hAnsi="標楷體" w:cs="標楷體" w:hint="eastAsia"/>
+          <w:color w:val="000000"/>
+          <w:sz w:val="28"/>
+          <w:szCs w:val="28"/>
+        </w:rPr>
+        <w:t>」來代表憂鬱和迷茫。這種手法讓詩歌充滿了神祕感與豐富的想像空間。</w:t>
+      </w:r>
+    </w:p>
+    <w:p>
+      <w:pPr>
+        <w:widowControl/>
+        <w:numPr>
+          <w:ilvl w:val="0"/>
+          <w:numId w:val="1"/>
+        </w:numPr>
+        <w:spacing w:line="480" w:lineRule="exact"/>
+        <w:ind w:left="284" w:hanging="284"/>
+        <w:rPr>
+          <w:rFonts w:ascii="標楷體" w:eastAsia="標楷體" w:hAnsi="標楷體" w:cs="標楷體"/>
+          <w:color w:val="000000"/>
+          <w:sz w:val="28"/>
+          <w:szCs w:val="28"/>
+        </w:rPr>
+      </w:pPr>
+      <w:r>
+        <w:rPr>
+          <w:rFonts w:ascii="標楷體" w:eastAsia="標楷體" w:hAnsi="標楷體" w:cs="標楷體" w:hint="eastAsia"/>
+          <w:color w:val="000000"/>
+          <w:sz w:val="28"/>
+          <w:szCs w:val="28"/>
+        </w:rPr>
+        <w:t>洗練</w:t>
+      </w:r>
+      <w:r>
+        <w:rPr>
+          <w:rFonts w:ascii="標楷體" w:eastAsia="標楷體" w:hAnsi="標楷體" w:cs="標楷體" w:hint="eastAsia"/>
+          <w:color w:val="000000"/>
+          <w:sz w:val="28"/>
+          <w:szCs w:val="28"/>
+        </w:rPr>
+        <w:t>：</w:t>
+      </w:r>
+      <w:r>
+        <w:rPr>
+          <w:rFonts w:ascii="標楷體" w:eastAsia="標楷體" w:hAnsi="標楷體" w:cs="標楷體" w:hint="eastAsia"/>
+          <w:color w:val="000000"/>
+          <w:sz w:val="28"/>
+          <w:szCs w:val="28"/>
+        </w:rPr>
+        <w:t>文章或語言表達得非常乾淨俐落，沒有多餘的廢話。這是一種高超的寫作境界。創作者經歷過考驗後，文字不再華麗浮誇，而是精</w:t>
+      </w:r>
+      <w:proofErr w:type="gramStart"/>
+      <w:r>
+        <w:rPr>
+          <w:rFonts w:ascii="標楷體" w:eastAsia="標楷體" w:hAnsi="標楷體" w:cs="標楷體" w:hint="eastAsia"/>
+          <w:color w:val="000000"/>
+          <w:sz w:val="28"/>
+          <w:szCs w:val="28"/>
+        </w:rPr>
+        <w:t>準</w:t>
+      </w:r>
+      <w:proofErr w:type="gramEnd"/>
+      <w:r>
+        <w:rPr>
+          <w:rFonts w:ascii="標楷體" w:eastAsia="標楷體" w:hAnsi="標楷體" w:cs="標楷體" w:hint="eastAsia"/>
+          <w:color w:val="000000"/>
+          <w:sz w:val="28"/>
+          <w:szCs w:val="28"/>
+        </w:rPr>
+        <w:t>、成熟且充滿智慧。</w:t>
+      </w:r>
+    </w:p>
+    <w:p>
+      <w:pPr>
+        <w:widowControl/>
+        <w:numPr>
+          <w:ilvl w:val="0"/>
+          <w:numId w:val="1"/>
+        </w:numPr>
+        <w:spacing w:line="480" w:lineRule="exact"/>
+        <w:ind w:left="284" w:hanging="284"/>
+        <w:rPr>
+          <w:rFonts w:ascii="標楷體" w:eastAsia="標楷體" w:hAnsi="標楷體" w:cs="標楷體"/>
+          <w:color w:val="000000"/>
+          <w:sz w:val="28"/>
+          <w:szCs w:val="28"/>
+        </w:rPr>
+      </w:pPr>
+      <w:proofErr w:type="gramStart"/>
+      <w:r>
+        <w:rPr>
+          <w:rFonts w:ascii="標楷體" w:eastAsia="標楷體" w:hAnsi="標楷體" w:cs="標楷體" w:hint="eastAsia"/>
+          <w:color w:val="000000"/>
+          <w:sz w:val="28"/>
+          <w:szCs w:val="28"/>
+        </w:rPr>
+        <w:t>耽溺</w:t>
+      </w:r>
+      <w:proofErr w:type="gramEnd"/>
+      <w:r>
+        <w:rPr>
+          <w:rFonts w:ascii="標楷體" w:eastAsia="標楷體" w:hAnsi="標楷體" w:cs="標楷體" w:hint="eastAsia"/>
+          <w:color w:val="000000"/>
+          <w:sz w:val="28"/>
+          <w:szCs w:val="28"/>
+        </w:rPr>
+        <w:t>（</w:t>
+      </w:r>
+      <w:proofErr w:type="gramStart"/>
+      <w:r>
+        <w:rPr>
+          <w:rFonts w:ascii="標楷體" w:eastAsia="標楷體" w:hAnsi="標楷體" w:cs="標楷體" w:hint="eastAsia"/>
+          <w:color w:val="FF0000"/>
+          <w:sz w:val="16"/>
+          <w:szCs w:val="16"/>
+        </w:rPr>
+        <w:t>ㄉㄢ</w:t>
+      </w:r>
+      <w:proofErr w:type="gramEnd"/>
+      <w:r>
+        <w:rPr>
+          <w:rFonts w:ascii="標楷體" w:eastAsia="標楷體" w:hAnsi="標楷體" w:cs="標楷體" w:hint="eastAsia"/>
+          <w:color w:val="FF0000"/>
+          <w:sz w:val="16"/>
+          <w:szCs w:val="16"/>
+        </w:rPr>
+        <w:t xml:space="preserve"> </w:t>
+      </w:r>
+      <w:proofErr w:type="gramStart"/>
+      <w:r>
+        <w:rPr>
+          <w:rFonts w:ascii="標楷體" w:eastAsia="標楷體" w:hAnsi="標楷體" w:cs="標楷體" w:hint="eastAsia"/>
+          <w:color w:val="FF0000"/>
+          <w:sz w:val="16"/>
+          <w:szCs w:val="16"/>
+        </w:rPr>
+        <w:t>ㄋ一ˋ</w:t>
+      </w:r>
+      <w:proofErr w:type="gramEnd"/>
+      <w:r>
+        <w:rPr>
+          <w:rFonts w:ascii="標楷體" w:eastAsia="標楷體" w:hAnsi="標楷體" w:cs="標楷體" w:hint="eastAsia"/>
+          <w:color w:val="000000"/>
+          <w:sz w:val="28"/>
+          <w:szCs w:val="28"/>
+        </w:rPr>
+        <w:t>）</w:t>
+      </w:r>
+      <w:r>
+        <w:rPr>
+          <w:rFonts w:ascii="標楷體" w:eastAsia="標楷體" w:hAnsi="標楷體" w:cs="標楷體" w:hint="eastAsia"/>
+          <w:color w:val="000000"/>
+          <w:sz w:val="28"/>
+          <w:szCs w:val="28"/>
+        </w:rPr>
+        <w:t>：</w:t>
+      </w:r>
+      <w:r>
+        <w:rPr>
+          <w:rFonts w:ascii="標楷體" w:eastAsia="標楷體" w:hAnsi="標楷體" w:cs="標楷體" w:hint="eastAsia"/>
+          <w:color w:val="000000"/>
+          <w:sz w:val="28"/>
+          <w:szCs w:val="28"/>
+        </w:rPr>
+        <w:t>過度沉迷於某種嗜好或情感中，無法自拔。通常帶有負面意思。在詩人的轉變中，是指一直抓著痛苦、憂鬱的情緒不放，讓自己陷入悲傷的泥沼。</w:t>
+      </w:r>
+    </w:p>
+    <w:p>
+      <w:pPr>
+        <w:widowControl/>
+        <w:numPr>
+          <w:ilvl w:val="0"/>
+          <w:numId w:val="1"/>
+        </w:numPr>
+        <w:spacing w:line="480" w:lineRule="exact"/>
+        <w:ind w:left="284" w:hanging="284"/>
+        <w:rPr>
+          <w:rFonts w:ascii="標楷體" w:eastAsia="標楷體" w:hAnsi="標楷體" w:cs="標楷體"/>
+          <w:color w:val="000000"/>
+          <w:sz w:val="28"/>
+          <w:szCs w:val="28"/>
+        </w:rPr>
+      </w:pPr>
+      <w:r>
+        <w:rPr>
+          <w:rFonts w:ascii="標楷體" w:eastAsia="標楷體" w:hAnsi="標楷體" w:cs="標楷體" w:hint="eastAsia"/>
+          <w:color w:val="000000"/>
+          <w:sz w:val="28"/>
+          <w:szCs w:val="28"/>
+        </w:rPr>
+        <w:t>返璞</w:t>
+      </w:r>
+      <w:r>
+        <w:rPr>
+          <w:rFonts w:ascii="標楷體" w:eastAsia="標楷體" w:hAnsi="標楷體" w:cs="標楷體" w:hint="eastAsia"/>
+          <w:color w:val="000000"/>
+          <w:sz w:val="28"/>
+          <w:szCs w:val="28"/>
+        </w:rPr>
+        <w:t>(</w:t>
+      </w:r>
+      <w:proofErr w:type="gramStart"/>
+      <w:r>
+        <w:rPr>
+          <w:rFonts w:ascii="標楷體" w:eastAsia="標楷體" w:hAnsi="標楷體" w:cs="標楷體" w:hint="eastAsia"/>
+          <w:color w:val="FF0000"/>
+          <w:sz w:val="16"/>
+          <w:szCs w:val="16"/>
+        </w:rPr>
+        <w:t>ㄆㄨˊ</w:t>
+      </w:r>
+      <w:proofErr w:type="gramEnd"/>
+      <w:r>
+        <w:rPr>
+          <w:rFonts w:ascii="標楷體" w:eastAsia="標楷體" w:hAnsi="標楷體" w:cs="標楷體" w:hint="eastAsia"/>
+          <w:color w:val="000000"/>
+          <w:sz w:val="28"/>
+          <w:szCs w:val="28"/>
+        </w:rPr>
+        <w:t>)</w:t>
+      </w:r>
+      <w:r>
+        <w:rPr>
+          <w:rFonts w:ascii="標楷體" w:eastAsia="標楷體" w:hAnsi="標楷體" w:cs="標楷體" w:hint="eastAsia"/>
+          <w:color w:val="000000"/>
+          <w:sz w:val="28"/>
+          <w:szCs w:val="28"/>
+        </w:rPr>
+        <w:t>歸真</w:t>
+      </w:r>
+      <w:r>
+        <w:rPr>
+          <w:rFonts w:ascii="標楷體" w:eastAsia="標楷體" w:hAnsi="標楷體" w:cs="標楷體" w:hint="eastAsia"/>
+          <w:color w:val="000000"/>
+          <w:sz w:val="28"/>
+          <w:szCs w:val="28"/>
+        </w:rPr>
+        <w:t>：</w:t>
+      </w:r>
+      <w:r>
+        <w:rPr>
+          <w:rFonts w:ascii="標楷體" w:eastAsia="標楷體" w:hAnsi="標楷體" w:cs="標楷體" w:hint="eastAsia"/>
+          <w:color w:val="000000"/>
+          <w:sz w:val="28"/>
+          <w:szCs w:val="28"/>
+        </w:rPr>
+        <w:t>去掉外在的修飾與虛榮，回復到最原始、最純樸、最真實的狀態。這是一種經歷過人生大風大浪後的領悟。詩人不再追求複雜的技巧，而是用最像小孩子的純真眼睛，重新去看待大自然的美好。</w:t>
+      </w:r>
+    </w:p>
+    <w:p>
+      <w:pPr>
+        <w:widowControl/>
+        <w:numPr>
+          <w:ilvl w:val="0"/>
+          <w:numId w:val="1"/>
+        </w:numPr>
+        <w:spacing w:line="480" w:lineRule="exact"/>
+        <w:ind w:left="284" w:hanging="284"/>
+        <w:rPr>
+          <w:rFonts w:ascii="標楷體" w:eastAsia="標楷體" w:hAnsi="標楷體" w:cs="標楷體"/>
+          <w:color w:val="000000"/>
+          <w:sz w:val="28"/>
+          <w:szCs w:val="28"/>
+        </w:rPr>
+      </w:pPr>
+      <w:r>
+        <w:rPr>
+          <w:rFonts w:ascii="標楷體" w:eastAsia="標楷體" w:hAnsi="標楷體" w:cs="標楷體" w:hint="eastAsia"/>
+          <w:color w:val="000000"/>
+          <w:sz w:val="28"/>
+          <w:szCs w:val="28"/>
+        </w:rPr>
+        <w:t>泥濘</w:t>
+      </w:r>
+      <w:r>
+        <w:rPr>
+          <w:rFonts w:ascii="標楷體" w:eastAsia="標楷體" w:hAnsi="標楷體" w:cs="標楷體" w:hint="eastAsia"/>
+          <w:color w:val="000000"/>
+          <w:sz w:val="28"/>
+          <w:szCs w:val="28"/>
+        </w:rPr>
+        <w:t>(</w:t>
+      </w:r>
+      <w:proofErr w:type="gramStart"/>
+      <w:r>
+        <w:rPr>
+          <w:rFonts w:ascii="標楷體" w:eastAsia="標楷體" w:hAnsi="標楷體" w:cs="標楷體" w:hint="eastAsia"/>
+          <w:color w:val="FF0000"/>
+          <w:sz w:val="16"/>
+          <w:szCs w:val="16"/>
+        </w:rPr>
+        <w:t>ㄋㄧㄥ</w:t>
+      </w:r>
+      <w:r>
+        <w:rPr>
+          <w:rFonts w:ascii="標楷體" w:eastAsia="標楷體" w:hAnsi="標楷體" w:cs="標楷體" w:hint="eastAsia"/>
+          <w:color w:val="FF0000"/>
+          <w:sz w:val="16"/>
+          <w:szCs w:val="16"/>
+        </w:rPr>
+        <w:t>ˋ</w:t>
+      </w:r>
+      <w:proofErr w:type="gramEnd"/>
+      <w:r>
+        <w:rPr>
+          <w:rFonts w:ascii="標楷體" w:eastAsia="標楷體" w:hAnsi="標楷體" w:cs="標楷體" w:hint="eastAsia"/>
+          <w:color w:val="000000"/>
+          <w:sz w:val="28"/>
+          <w:szCs w:val="28"/>
+        </w:rPr>
+        <w:t>)</w:t>
+      </w:r>
+      <w:r>
+        <w:rPr>
+          <w:rFonts w:ascii="標楷體" w:eastAsia="標楷體" w:hAnsi="標楷體" w:cs="標楷體" w:hint="eastAsia"/>
+          <w:color w:val="000000"/>
+          <w:sz w:val="28"/>
+          <w:szCs w:val="28"/>
+        </w:rPr>
+        <w:t>不堪</w:t>
+      </w:r>
+      <w:r>
+        <w:rPr>
+          <w:rFonts w:ascii="標楷體" w:eastAsia="標楷體" w:hAnsi="標楷體" w:cs="標楷體" w:hint="eastAsia"/>
+          <w:color w:val="000000"/>
+          <w:sz w:val="28"/>
+          <w:szCs w:val="28"/>
+        </w:rPr>
+        <w:t>：</w:t>
+      </w:r>
+      <w:r>
+        <w:rPr>
+          <w:rFonts w:ascii="標楷體" w:eastAsia="標楷體" w:hAnsi="標楷體" w:cs="標楷體" w:hint="eastAsia"/>
+          <w:color w:val="000000"/>
+          <w:sz w:val="28"/>
+          <w:szCs w:val="28"/>
+        </w:rPr>
+        <w:t>下雨後地上全是爛泥巴，非常難走、很難看。在人生或文學中，常被用來比喻生活陷入了混亂、糟糕、讓人感到寸步難行的困境。</w:t>
+      </w:r>
+    </w:p>
+    <w:p>
+      <w:pPr>
+        <w:widowControl/>
+        <w:numPr>
+          <w:ilvl w:val="0"/>
+          <w:numId w:val="1"/>
+        </w:numPr>
+        <w:spacing w:line="480" w:lineRule="exact"/>
+        <w:ind w:left="284" w:hanging="284"/>
+        <w:rPr>
+          <w:rFonts w:ascii="標楷體" w:eastAsia="標楷體" w:hAnsi="標楷體" w:cs="標楷體"/>
+          <w:color w:val="000000"/>
+          <w:sz w:val="28"/>
+          <w:szCs w:val="28"/>
+        </w:rPr>
+      </w:pPr>
+      <w:proofErr w:type="gramStart"/>
+      <w:r>
+        <w:rPr>
+          <w:rFonts w:ascii="標楷體" w:eastAsia="標楷體" w:hAnsi="標楷體" w:cs="標楷體" w:hint="eastAsia"/>
+          <w:color w:val="000000"/>
+          <w:sz w:val="28"/>
+          <w:szCs w:val="28"/>
+        </w:rPr>
+        <w:t>暈皺</w:t>
+      </w:r>
+      <w:r>
+        <w:rPr>
+          <w:rFonts w:ascii="標楷體" w:eastAsia="標楷體" w:hAnsi="標楷體" w:cs="標楷體" w:hint="eastAsia"/>
+          <w:color w:val="000000"/>
+          <w:sz w:val="28"/>
+          <w:szCs w:val="28"/>
+        </w:rPr>
+        <w:t>：</w:t>
+      </w:r>
+      <w:proofErr w:type="gramEnd"/>
+      <w:r>
+        <w:rPr>
+          <w:rFonts w:ascii="標楷體" w:eastAsia="標楷體" w:hAnsi="標楷體" w:cs="標楷體" w:hint="eastAsia"/>
+          <w:color w:val="000000"/>
+          <w:sz w:val="28"/>
+          <w:szCs w:val="28"/>
+        </w:rPr>
+        <w:t>微風吹過水面，讓原本平靜的水面泛起一圈</w:t>
+      </w:r>
+      <w:proofErr w:type="gramStart"/>
+      <w:r>
+        <w:rPr>
+          <w:rFonts w:ascii="標楷體" w:eastAsia="標楷體" w:hAnsi="標楷體" w:cs="標楷體" w:hint="eastAsia"/>
+          <w:color w:val="000000"/>
+          <w:sz w:val="28"/>
+          <w:szCs w:val="28"/>
+        </w:rPr>
+        <w:t>圈</w:t>
+      </w:r>
+      <w:proofErr w:type="gramEnd"/>
+      <w:r>
+        <w:rPr>
+          <w:rFonts w:ascii="標楷體" w:eastAsia="標楷體" w:hAnsi="標楷體" w:cs="標楷體" w:hint="eastAsia"/>
+          <w:color w:val="000000"/>
+          <w:sz w:val="28"/>
+          <w:szCs w:val="28"/>
+        </w:rPr>
+        <w:t>細小的波紋。這是非常優美的動態描寫。它象徵著原本平靜、壓抑的心靈，受到了溫暖的觸動，開始有了溫柔的改變。</w:t>
+      </w:r>
+    </w:p>
+    <w:p>
+      <w:pPr>
+        <w:widowControl/>
+        <w:numPr>
+          <w:ilvl w:val="0"/>
+          <w:numId w:val="1"/>
+        </w:numPr>
+        <w:spacing w:line="480" w:lineRule="exact"/>
+        <w:ind w:left="284" w:hanging="426"/>
+        <w:rPr>
+          <w:rFonts w:ascii="標楷體" w:eastAsia="標楷體" w:hAnsi="標楷體" w:cs="標楷體"/>
+          <w:color w:val="000000"/>
+          <w:sz w:val="28"/>
+          <w:szCs w:val="28"/>
+        </w:rPr>
+      </w:pPr>
+      <w:r>
+        <w:rPr>
+          <w:rFonts w:ascii="標楷體" w:eastAsia="標楷體" w:hAnsi="標楷體" w:cs="標楷體" w:hint="eastAsia"/>
+          <w:color w:val="000000"/>
+          <w:sz w:val="28"/>
+          <w:szCs w:val="28"/>
+        </w:rPr>
+        <w:t>漣漪</w:t>
+      </w:r>
+      <w:r>
+        <w:rPr>
+          <w:rFonts w:ascii="標楷體" w:eastAsia="標楷體" w:hAnsi="標楷體" w:cs="標楷體" w:hint="eastAsia"/>
+          <w:color w:val="000000"/>
+          <w:sz w:val="28"/>
+          <w:szCs w:val="28"/>
+        </w:rPr>
+        <w:t>（</w:t>
+      </w:r>
+      <w:proofErr w:type="gramStart"/>
+      <w:r>
+        <w:rPr>
+          <w:rFonts w:ascii="標楷體" w:eastAsia="標楷體" w:hAnsi="標楷體" w:cs="標楷體" w:hint="eastAsia"/>
+          <w:color w:val="FF0000"/>
+          <w:sz w:val="16"/>
+          <w:szCs w:val="16"/>
+        </w:rPr>
+        <w:t>ㄌㄧㄢˊ</w:t>
+      </w:r>
+      <w:proofErr w:type="gramEnd"/>
+      <w:r>
+        <w:rPr>
+          <w:rFonts w:ascii="標楷體" w:eastAsia="標楷體" w:hAnsi="標楷體" w:cs="標楷體" w:hint="eastAsia"/>
+          <w:color w:val="FF0000"/>
+          <w:sz w:val="16"/>
+          <w:szCs w:val="16"/>
+        </w:rPr>
+        <w:t xml:space="preserve"> 一</w:t>
+      </w:r>
+      <w:r>
+        <w:rPr>
+          <w:rFonts w:ascii="標楷體" w:eastAsia="標楷體" w:hAnsi="標楷體" w:cs="標楷體" w:hint="eastAsia"/>
+          <w:color w:val="000000"/>
+          <w:sz w:val="28"/>
+          <w:szCs w:val="28"/>
+        </w:rPr>
+        <w:t>）</w:t>
+      </w:r>
+      <w:r>
+        <w:rPr>
+          <w:rFonts w:ascii="標楷體" w:eastAsia="標楷體" w:hAnsi="標楷體" w:cs="標楷體" w:hint="eastAsia"/>
+          <w:color w:val="000000"/>
+          <w:sz w:val="28"/>
+          <w:szCs w:val="28"/>
+        </w:rPr>
+        <w:t>：</w:t>
+      </w:r>
+      <w:r>
+        <w:rPr>
+          <w:rFonts w:ascii="標楷體" w:eastAsia="標楷體" w:hAnsi="標楷體" w:cs="標楷體" w:hint="eastAsia"/>
+          <w:color w:val="000000"/>
+          <w:sz w:val="28"/>
+          <w:szCs w:val="28"/>
+        </w:rPr>
+        <w:t>物體掉入水中，或風吹過水面時，所產生的細小波紋。在文學中常形容心靈受到的微小震撼或感動。雖然事情不大，但在心裡激起的波動卻會一圈</w:t>
+      </w:r>
+      <w:proofErr w:type="gramStart"/>
+      <w:r>
+        <w:rPr>
+          <w:rFonts w:ascii="標楷體" w:eastAsia="標楷體" w:hAnsi="標楷體" w:cs="標楷體" w:hint="eastAsia"/>
+          <w:color w:val="000000"/>
+          <w:sz w:val="28"/>
+          <w:szCs w:val="28"/>
+        </w:rPr>
+        <w:t>圈</w:t>
+      </w:r>
+      <w:proofErr w:type="gramEnd"/>
+      <w:r>
+        <w:rPr>
+          <w:rFonts w:ascii="標楷體" w:eastAsia="標楷體" w:hAnsi="標楷體" w:cs="標楷體" w:hint="eastAsia"/>
+          <w:color w:val="000000"/>
+          <w:sz w:val="28"/>
+          <w:szCs w:val="28"/>
+        </w:rPr>
+        <w:t>擴散開來，影響深遠。</w:t>
+      </w:r>
     </w:p>
     <w:sectPr>
-      <w:footerReference w:type="default" r:id="rId12"/>
-      <w:type w:val="continuous"/>
       <w:pgSz w:w="11906" w:h="16838" w:code="9"/>
       <w:pgMar w:top="567" w:right="851" w:bottom="567" w:left="851" w:header="851" w:footer="0" w:gutter="0"/>
       <w:cols w:space="425"/>
@@ -1457,7 +3217,7 @@
 </file>
 
 <file path=word/endnotes.xml><?xml version="1.0" encoding="utf-8"?>
-<w:endnotes xmlns:wpc="http://schemas.microsoft.com/office/word/2010/wordprocessingCanvas" xmlns:cx="http://schemas.microsoft.com/office/drawing/2014/chartex" xmlns:cx1="http://schemas.microsoft.com/office/drawing/2015/9/8/chartex" xmlns:cx2="http://schemas.microsoft.com/office/drawing/2015/10/21/chartex" xmlns:cx3="http://schemas.microsoft.com/office/drawing/2016/5/9/chartex" xmlns:cx4="http://schemas.microsoft.com/office/drawing/2016/5/10/chartex" xmlns:cx5="http://schemas.microsoft.com/office/drawing/2016/5/11/chartex" xmlns:cx6="http://schemas.microsoft.com/office/drawing/2016/5/12/chartex" xmlns:cx7="http://schemas.microsoft.com/office/drawing/2016/5/13/chartex" xmlns:cx8="http://schemas.microsoft.com/office/drawing/2016/5/14/chartex" xmlns:mc="http://schemas.openxmlformats.org/markup-compatibility/2006" xmlns:aink="http://schemas.microsoft.com/office/drawing/2016/ink" xmlns:am3d="http://schemas.microsoft.com/office/drawing/2017/model3d" xmlns:o="urn:schemas-microsoft-com:office:office" xmlns:oel="http://schemas.microsoft.com/office/2019/extlst" xmlns:r="http://schemas.openxmlformats.org/officeDocument/2006/relationships" xmlns:m="http://schemas.openxmlformats.org/officeDocument/2006/math" xmlns:v="urn:schemas-microsoft-com:vml" xmlns:wp14="http://schemas.microsoft.com/office/word/2010/wordprocessingDrawing" xmlns:wp="http://schemas.openxmlformats.org/drawingml/2006/wordprocessingDrawing" xmlns:w10="urn:schemas-microsoft-com:office:word" xmlns:w="http://schemas.openxmlformats.org/wordprocessingml/2006/main" xmlns:w14="http://schemas.microsoft.com/office/word/2010/wordml" xmlns:w15="http://schemas.microsoft.com/office/word/2012/wordml" xmlns:w16cex="http://schemas.microsoft.com/office/word/2018/wordml/cex" xmlns:w16cid="http://schemas.microsoft.com/office/word/2016/wordml/cid" xmlns:w16="http://schemas.microsoft.com/office/word/2018/wordml" xmlns:w16sdtdh="http://schemas.microsoft.com/office/word/2020/wordml/sdtdatahash" xmlns:w16se="http://schemas.microsoft.com/office/word/2015/wordml/symex" xmlns:wpg="http://schemas.microsoft.com/office/word/2010/wordprocessingGroup" xmlns:wpi="http://schemas.microsoft.com/office/word/2010/wordprocessingInk" xmlns:wne="http://schemas.microsoft.com/office/word/2006/wordml" xmlns:wps="http://schemas.microsoft.com/office/word/2010/wordprocessingShape" mc:Ignorable="w14 w15 w16se w16cid w16 w16cex w16sdtdh wp14">
+<w:endnotes xmlns:wpc="http://schemas.microsoft.com/office/word/2010/wordprocessingCanvas" xmlns:cx="http://schemas.microsoft.com/office/drawing/2014/chartex" xmlns:cx1="http://schemas.microsoft.com/office/drawing/2015/9/8/chartex" xmlns:cx2="http://schemas.microsoft.com/office/drawing/2015/10/21/chartex" xmlns:cx3="http://schemas.microsoft.com/office/drawing/2016/5/9/chartex" xmlns:cx4="http://schemas.microsoft.com/office/drawing/2016/5/10/chartex" xmlns:cx5="http://schemas.microsoft.com/office/drawing/2016/5/11/chartex" xmlns:cx6="http://schemas.microsoft.com/office/drawing/2016/5/12/chartex" xmlns:cx7="http://schemas.microsoft.com/office/drawing/2016/5/13/chartex" xmlns:cx8="http://schemas.microsoft.com/office/drawing/2016/5/14/chartex" xmlns:mc="http://schemas.openxmlformats.org/markup-compatibility/2006" xmlns:aink="http://schemas.microsoft.com/office/drawing/2016/ink" xmlns:am3d="http://schemas.microsoft.com/office/drawing/2017/model3d" xmlns:o="urn:schemas-microsoft-com:office:office" xmlns:r="http://schemas.openxmlformats.org/officeDocument/2006/relationships" xmlns:m="http://schemas.openxmlformats.org/officeDocument/2006/math" xmlns:v="urn:schemas-microsoft-com:vml" xmlns:wp14="http://schemas.microsoft.com/office/word/2010/wordprocessingDrawing" xmlns:wp="http://schemas.openxmlformats.org/drawingml/2006/wordprocessingDrawing" xmlns:w10="urn:schemas-microsoft-com:office:word" xmlns:w="http://schemas.openxmlformats.org/wordprocessingml/2006/main" xmlns:w14="http://schemas.microsoft.com/office/word/2010/wordml" xmlns:w15="http://schemas.microsoft.com/office/word/2012/wordml" xmlns:w16cex="http://schemas.microsoft.com/office/word/2018/wordml/cex" xmlns:w16cid="http://schemas.microsoft.com/office/word/2016/wordml/cid" xmlns:w16="http://schemas.microsoft.com/office/word/2018/wordml" xmlns:w16sdtdh="http://schemas.microsoft.com/office/word/2020/wordml/sdtdatahash" xmlns:w16se="http://schemas.microsoft.com/office/word/2015/wordml/symex" xmlns:wpg="http://schemas.microsoft.com/office/word/2010/wordprocessingGroup" xmlns:wpi="http://schemas.microsoft.com/office/word/2010/wordprocessingInk" xmlns:wne="http://schemas.microsoft.com/office/word/2006/wordml" xmlns:wps="http://schemas.microsoft.com/office/word/2010/wordprocessingShape" mc:Ignorable="w14 w15 w16se w16cid w16 w16cex w16sdtdh wp14">
   <w:endnote w:type="separator" w:id="-1">
     <w:p>
       <w:r>
@@ -1476,51 +3236,63 @@
 </file>
 
 <file path=word/footer1.xml><?xml version="1.0" encoding="utf-8"?>
-<w:ftr xmlns:wpc="http://schemas.microsoft.com/office/word/2010/wordprocessingCanvas" xmlns:cx="http://schemas.microsoft.com/office/drawing/2014/chartex" xmlns:cx1="http://schemas.microsoft.com/office/drawing/2015/9/8/chartex" xmlns:cx2="http://schemas.microsoft.com/office/drawing/2015/10/21/chartex" xmlns:cx3="http://schemas.microsoft.com/office/drawing/2016/5/9/chartex" xmlns:cx4="http://schemas.microsoft.com/office/drawing/2016/5/10/chartex" xmlns:cx5="http://schemas.microsoft.com/office/drawing/2016/5/11/chartex" xmlns:cx6="http://schemas.microsoft.com/office/drawing/2016/5/12/chartex" xmlns:cx7="http://schemas.microsoft.com/office/drawing/2016/5/13/chartex" xmlns:cx8="http://schemas.microsoft.com/office/drawing/2016/5/14/chartex" xmlns:mc="http://schemas.openxmlformats.org/markup-compatibility/2006" xmlns:aink="http://schemas.microsoft.com/office/drawing/2016/ink" xmlns:am3d="http://schemas.microsoft.com/office/drawing/2017/model3d" xmlns:o="urn:schemas-microsoft-com:office:office" xmlns:oel="http://schemas.microsoft.com/office/2019/extlst" xmlns:r="http://schemas.openxmlformats.org/officeDocument/2006/relationships" xmlns:m="http://schemas.openxmlformats.org/officeDocument/2006/math" xmlns:v="urn:schemas-microsoft-com:vml" xmlns:wp14="http://schemas.microsoft.com/office/word/2010/wordprocessingDrawing" xmlns:wp="http://schemas.openxmlformats.org/drawingml/2006/wordprocessingDrawing" xmlns:w10="urn:schemas-microsoft-com:office:word" xmlns:w="http://schemas.openxmlformats.org/wordprocessingml/2006/main" xmlns:w14="http://schemas.microsoft.com/office/word/2010/wordml" xmlns:w15="http://schemas.microsoft.com/office/word/2012/wordml" xmlns:w16cex="http://schemas.microsoft.com/office/word/2018/wordml/cex" xmlns:w16cid="http://schemas.microsoft.com/office/word/2016/wordml/cid" xmlns:w16="http://schemas.microsoft.com/office/word/2018/wordml" xmlns:w16sdtdh="http://schemas.microsoft.com/office/word/2020/wordml/sdtdatahash" xmlns:w16se="http://schemas.microsoft.com/office/word/2015/wordml/symex" xmlns:wpg="http://schemas.microsoft.com/office/word/2010/wordprocessingGroup" xmlns:wpi="http://schemas.microsoft.com/office/word/2010/wordprocessingInk" xmlns:wne="http://schemas.microsoft.com/office/word/2006/wordml" xmlns:wps="http://schemas.microsoft.com/office/word/2010/wordprocessingShape" mc:Ignorable="w14 w15 w16se w16cid w16 w16cex w16sdtdh wp14">
+<w:ftr xmlns:wpc="http://schemas.microsoft.com/office/word/2010/wordprocessingCanvas" xmlns:cx="http://schemas.microsoft.com/office/drawing/2014/chartex" xmlns:cx1="http://schemas.microsoft.com/office/drawing/2015/9/8/chartex" xmlns:cx2="http://schemas.microsoft.com/office/drawing/2015/10/21/chartex" xmlns:cx3="http://schemas.microsoft.com/office/drawing/2016/5/9/chartex" xmlns:cx4="http://schemas.microsoft.com/office/drawing/2016/5/10/chartex" xmlns:cx5="http://schemas.microsoft.com/office/drawing/2016/5/11/chartex" xmlns:cx6="http://schemas.microsoft.com/office/drawing/2016/5/12/chartex" xmlns:cx7="http://schemas.microsoft.com/office/drawing/2016/5/13/chartex" xmlns:cx8="http://schemas.microsoft.com/office/drawing/2016/5/14/chartex" xmlns:mc="http://schemas.openxmlformats.org/markup-compatibility/2006" xmlns:aink="http://schemas.microsoft.com/office/drawing/2016/ink" xmlns:am3d="http://schemas.microsoft.com/office/drawing/2017/model3d" xmlns:o="urn:schemas-microsoft-com:office:office" xmlns:r="http://schemas.openxmlformats.org/officeDocument/2006/relationships" xmlns:m="http://schemas.openxmlformats.org/officeDocument/2006/math" xmlns:v="urn:schemas-microsoft-com:vml" xmlns:wp14="http://schemas.microsoft.com/office/word/2010/wordprocessingDrawing" xmlns:wp="http://schemas.openxmlformats.org/drawingml/2006/wordprocessingDrawing" xmlns:w10="urn:schemas-microsoft-com:office:word" xmlns:w="http://schemas.openxmlformats.org/wordprocessingml/2006/main" xmlns:w14="http://schemas.microsoft.com/office/word/2010/wordml" xmlns:w15="http://schemas.microsoft.com/office/word/2012/wordml" xmlns:w16cex="http://schemas.microsoft.com/office/word/2018/wordml/cex" xmlns:w16cid="http://schemas.microsoft.com/office/word/2016/wordml/cid" xmlns:w16="http://schemas.microsoft.com/office/word/2018/wordml" xmlns:w16sdtdh="http://schemas.microsoft.com/office/word/2020/wordml/sdtdatahash" xmlns:w16se="http://schemas.microsoft.com/office/word/2015/wordml/symex" xmlns:wpg="http://schemas.microsoft.com/office/word/2010/wordprocessingGroup" xmlns:wpi="http://schemas.microsoft.com/office/word/2010/wordprocessingInk" xmlns:wne="http://schemas.microsoft.com/office/word/2006/wordml" xmlns:wps="http://schemas.microsoft.com/office/word/2010/wordprocessingShape" mc:Ignorable="w14 w15 w16se w16cid w16 w16cex w16sdtdh wp14">
   <w:sdt>
     <w:sdtPr>
+      <w:rPr>
+        <w:rFonts w:ascii="標楷體" w:eastAsia="標楷體" w:hAnsi="標楷體"/>
+      </w:rPr>
       <w:id w:val="-1369898261"/>
       <w:docPartObj>
         <w:docPartGallery w:val="Page Numbers (Bottom of Page)"/>
         <w:docPartUnique/>
       </w:docPartObj>
     </w:sdtPr>
+    <w:sdtEndPr/>
     <w:sdtContent>
       <w:p>
         <w:pPr>
           <w:pStyle w:val="a9"/>
           <w:jc w:val="right"/>
+          <w:rPr>
+            <w:rFonts w:ascii="標楷體" w:eastAsia="標楷體" w:hAnsi="標楷體"/>
+          </w:rPr>
         </w:pPr>
-        <w:proofErr w:type="gramStart"/>
         <w:r>
           <w:rPr>
-            <w:rFonts w:hint="eastAsia"/>
+            <w:rFonts w:ascii="標楷體" w:eastAsia="標楷體" w:hAnsi="標楷體" w:hint="eastAsia"/>
           </w:rPr>
-          <w:t>戴望舒</w:t>
+          <w:t>戴望舒《雨巷》</w:t>
         </w:r>
-        <w:proofErr w:type="gramEnd"/>
         <w:r>
           <w:rPr>
-            <w:rFonts w:hint="eastAsia"/>
+            <w:rFonts w:ascii="標楷體" w:eastAsia="標楷體" w:hAnsi="標楷體"/>
           </w:rPr>
-          <w:t>《雨巷》</w:t>
-        </w:r>
-        <w:r>
           <w:fldChar w:fldCharType="begin"/>
         </w:r>
         <w:r>
+          <w:rPr>
+            <w:rFonts w:ascii="標楷體" w:eastAsia="標楷體" w:hAnsi="標楷體"/>
+          </w:rPr>
           <w:instrText>PAGE   \* MERGEFORMAT</w:instrText>
         </w:r>
         <w:r>
+          <w:rPr>
+            <w:rFonts w:ascii="標楷體" w:eastAsia="標楷體" w:hAnsi="標楷體"/>
+          </w:rPr>
           <w:fldChar w:fldCharType="separate"/>
         </w:r>
         <w:r>
           <w:rPr>
+            <w:rFonts w:ascii="標楷體" w:eastAsia="標楷體" w:hAnsi="標楷體"/>
             <w:lang w:val="zh-TW"/>
           </w:rPr>
           <w:t>2</w:t>
         </w:r>
         <w:r>
+          <w:rPr>
+            <w:rFonts w:ascii="標楷體" w:eastAsia="標楷體" w:hAnsi="標楷體"/>
+          </w:rPr>
           <w:fldChar w:fldCharType="end"/>
         </w:r>
       </w:p>
@@ -1535,7 +3307,7 @@
 </file>
 
 <file path=word/footnotes.xml><?xml version="1.0" encoding="utf-8"?>
-<w:footnotes xmlns:wpc="http://schemas.microsoft.com/office/word/2010/wordprocessingCanvas" xmlns:cx="http://schemas.microsoft.com/office/drawing/2014/chartex" xmlns:cx1="http://schemas.microsoft.com/office/drawing/2015/9/8/chartex" xmlns:cx2="http://schemas.microsoft.com/office/drawing/2015/10/21/chartex" xmlns:cx3="http://schemas.microsoft.com/office/drawing/2016/5/9/chartex" xmlns:cx4="http://schemas.microsoft.com/office/drawing/2016/5/10/chartex" xmlns:cx5="http://schemas.microsoft.com/office/drawing/2016/5/11/chartex" xmlns:cx6="http://schemas.microsoft.com/office/drawing/2016/5/12/chartex" xmlns:cx7="http://schemas.microsoft.com/office/drawing/2016/5/13/chartex" xmlns:cx8="http://schemas.microsoft.com/office/drawing/2016/5/14/chartex" xmlns:mc="http://schemas.openxmlformats.org/markup-compatibility/2006" xmlns:aink="http://schemas.microsoft.com/office/drawing/2016/ink" xmlns:am3d="http://schemas.microsoft.com/office/drawing/2017/model3d" xmlns:o="urn:schemas-microsoft-com:office:office" xmlns:oel="http://schemas.microsoft.com/office/2019/extlst" xmlns:r="http://schemas.openxmlformats.org/officeDocument/2006/relationships" xmlns:m="http://schemas.openxmlformats.org/officeDocument/2006/math" xmlns:v="urn:schemas-microsoft-com:vml" xmlns:wp14="http://schemas.microsoft.com/office/word/2010/wordprocessingDrawing" xmlns:wp="http://schemas.openxmlformats.org/drawingml/2006/wordprocessingDrawing" xmlns:w10="urn:schemas-microsoft-com:office:word" xmlns:w="http://schemas.openxmlformats.org/wordprocessingml/2006/main" xmlns:w14="http://schemas.microsoft.com/office/word/2010/wordml" xmlns:w15="http://schemas.microsoft.com/office/word/2012/wordml" xmlns:w16cex="http://schemas.microsoft.com/office/word/2018/wordml/cex" xmlns:w16cid="http://schemas.microsoft.com/office/word/2016/wordml/cid" xmlns:w16="http://schemas.microsoft.com/office/word/2018/wordml" xmlns:w16sdtdh="http://schemas.microsoft.com/office/word/2020/wordml/sdtdatahash" xmlns:w16se="http://schemas.microsoft.com/office/word/2015/wordml/symex" xmlns:wpg="http://schemas.microsoft.com/office/word/2010/wordprocessingGroup" xmlns:wpi="http://schemas.microsoft.com/office/word/2010/wordprocessingInk" xmlns:wne="http://schemas.microsoft.com/office/word/2006/wordml" xmlns:wps="http://schemas.microsoft.com/office/word/2010/wordprocessingShape" mc:Ignorable="w14 w15 w16se w16cid w16 w16cex w16sdtdh wp14">
+<w:footnotes xmlns:wpc="http://schemas.microsoft.com/office/word/2010/wordprocessingCanvas" xmlns:cx="http://schemas.microsoft.com/office/drawing/2014/chartex" xmlns:cx1="http://schemas.microsoft.com/office/drawing/2015/9/8/chartex" xmlns:cx2="http://schemas.microsoft.com/office/drawing/2015/10/21/chartex" xmlns:cx3="http://schemas.microsoft.com/office/drawing/2016/5/9/chartex" xmlns:cx4="http://schemas.microsoft.com/office/drawing/2016/5/10/chartex" xmlns:cx5="http://schemas.microsoft.com/office/drawing/2016/5/11/chartex" xmlns:cx6="http://schemas.microsoft.com/office/drawing/2016/5/12/chartex" xmlns:cx7="http://schemas.microsoft.com/office/drawing/2016/5/13/chartex" xmlns:cx8="http://schemas.microsoft.com/office/drawing/2016/5/14/chartex" xmlns:mc="http://schemas.openxmlformats.org/markup-compatibility/2006" xmlns:aink="http://schemas.microsoft.com/office/drawing/2016/ink" xmlns:am3d="http://schemas.microsoft.com/office/drawing/2017/model3d" xmlns:o="urn:schemas-microsoft-com:office:office" xmlns:r="http://schemas.openxmlformats.org/officeDocument/2006/relationships" xmlns:m="http://schemas.openxmlformats.org/officeDocument/2006/math" xmlns:v="urn:schemas-microsoft-com:vml" xmlns:wp14="http://schemas.microsoft.com/office/word/2010/wordprocessingDrawing" xmlns:wp="http://schemas.openxmlformats.org/drawingml/2006/wordprocessingDrawing" xmlns:w10="urn:schemas-microsoft-com:office:word" xmlns:w="http://schemas.openxmlformats.org/wordprocessingml/2006/main" xmlns:w14="http://schemas.microsoft.com/office/word/2010/wordml" xmlns:w15="http://schemas.microsoft.com/office/word/2012/wordml" xmlns:w16cex="http://schemas.microsoft.com/office/word/2018/wordml/cex" xmlns:w16cid="http://schemas.microsoft.com/office/word/2016/wordml/cid" xmlns:w16="http://schemas.microsoft.com/office/word/2018/wordml" xmlns:w16sdtdh="http://schemas.microsoft.com/office/word/2020/wordml/sdtdatahash" xmlns:w16se="http://schemas.microsoft.com/office/word/2015/wordml/symex" xmlns:wpg="http://schemas.microsoft.com/office/word/2010/wordprocessingGroup" xmlns:wpi="http://schemas.microsoft.com/office/word/2010/wordprocessingInk" xmlns:wne="http://schemas.microsoft.com/office/word/2006/wordml" xmlns:wps="http://schemas.microsoft.com/office/word/2010/wordprocessingShape" mc:Ignorable="w14 w15 w16se w16cid w16 w16cex w16sdtdh wp14">
   <w:footnote w:type="separator" w:id="-1">
     <w:p>
       <w:r>
@@ -1554,7 +3326,7 @@
 </file>
 
 <file path=word/numbering.xml><?xml version="1.0" encoding="utf-8"?>
-<w:numbering xmlns:wpc="http://schemas.microsoft.com/office/word/2010/wordprocessingCanvas" xmlns:cx="http://schemas.microsoft.com/office/drawing/2014/chartex" xmlns:cx1="http://schemas.microsoft.com/office/drawing/2015/9/8/chartex" xmlns:cx2="http://schemas.microsoft.com/office/drawing/2015/10/21/chartex" xmlns:cx3="http://schemas.microsoft.com/office/drawing/2016/5/9/chartex" xmlns:cx4="http://schemas.microsoft.com/office/drawing/2016/5/10/chartex" xmlns:cx5="http://schemas.microsoft.com/office/drawing/2016/5/11/chartex" xmlns:cx6="http://schemas.microsoft.com/office/drawing/2016/5/12/chartex" xmlns:cx7="http://schemas.microsoft.com/office/drawing/2016/5/13/chartex" xmlns:cx8="http://schemas.microsoft.com/office/drawing/2016/5/14/chartex" xmlns:mc="http://schemas.openxmlformats.org/markup-compatibility/2006" xmlns:aink="http://schemas.microsoft.com/office/drawing/2016/ink" xmlns:am3d="http://schemas.microsoft.com/office/drawing/2017/model3d" xmlns:o="urn:schemas-microsoft-com:office:office" xmlns:oel="http://schemas.microsoft.com/office/2019/extlst" xmlns:r="http://schemas.openxmlformats.org/officeDocument/2006/relationships" xmlns:m="http://schemas.openxmlformats.org/officeDocument/2006/math" xmlns:v="urn:schemas-microsoft-com:vml" xmlns:wp14="http://schemas.microsoft.com/office/word/2010/wordprocessingDrawing" xmlns:wp="http://schemas.openxmlformats.org/drawingml/2006/wordprocessingDrawing" xmlns:w10="urn:schemas-microsoft-com:office:word" xmlns:w="http://schemas.openxmlformats.org/wordprocessingml/2006/main" xmlns:w14="http://schemas.microsoft.com/office/word/2010/wordml" xmlns:w15="http://schemas.microsoft.com/office/word/2012/wordml" xmlns:w16cex="http://schemas.microsoft.com/office/word/2018/wordml/cex" xmlns:w16cid="http://schemas.microsoft.com/office/word/2016/wordml/cid" xmlns:w16="http://schemas.microsoft.com/office/word/2018/wordml" xmlns:w16sdtdh="http://schemas.microsoft.com/office/word/2020/wordml/sdtdatahash" xmlns:w16se="http://schemas.microsoft.com/office/word/2015/wordml/symex" xmlns:wpg="http://schemas.microsoft.com/office/word/2010/wordprocessingGroup" xmlns:wpi="http://schemas.microsoft.com/office/word/2010/wordprocessingInk" xmlns:wne="http://schemas.microsoft.com/office/word/2006/wordml" xmlns:wps="http://schemas.microsoft.com/office/word/2010/wordprocessingShape" mc:Ignorable="w14 w15 w16se w16cid w16 w16cex w16sdtdh wp14">
+<w:numbering xmlns:wpc="http://schemas.microsoft.com/office/word/2010/wordprocessingCanvas" xmlns:cx="http://schemas.microsoft.com/office/drawing/2014/chartex" xmlns:cx1="http://schemas.microsoft.com/office/drawing/2015/9/8/chartex" xmlns:cx2="http://schemas.microsoft.com/office/drawing/2015/10/21/chartex" xmlns:cx3="http://schemas.microsoft.com/office/drawing/2016/5/9/chartex" xmlns:cx4="http://schemas.microsoft.com/office/drawing/2016/5/10/chartex" xmlns:cx5="http://schemas.microsoft.com/office/drawing/2016/5/11/chartex" xmlns:cx6="http://schemas.microsoft.com/office/drawing/2016/5/12/chartex" xmlns:cx7="http://schemas.microsoft.com/office/drawing/2016/5/13/chartex" xmlns:cx8="http://schemas.microsoft.com/office/drawing/2016/5/14/chartex" xmlns:mc="http://schemas.openxmlformats.org/markup-compatibility/2006" xmlns:aink="http://schemas.microsoft.com/office/drawing/2016/ink" xmlns:am3d="http://schemas.microsoft.com/office/drawing/2017/model3d" xmlns:o="urn:schemas-microsoft-com:office:office" xmlns:r="http://schemas.openxmlformats.org/officeDocument/2006/relationships" xmlns:m="http://schemas.openxmlformats.org/officeDocument/2006/math" xmlns:v="urn:schemas-microsoft-com:vml" xmlns:wp14="http://schemas.microsoft.com/office/word/2010/wordprocessingDrawing" xmlns:wp="http://schemas.openxmlformats.org/drawingml/2006/wordprocessingDrawing" xmlns:w10="urn:schemas-microsoft-com:office:word" xmlns:w="http://schemas.openxmlformats.org/wordprocessingml/2006/main" xmlns:w14="http://schemas.microsoft.com/office/word/2010/wordml" xmlns:w15="http://schemas.microsoft.com/office/word/2012/wordml" xmlns:w16cex="http://schemas.microsoft.com/office/word/2018/wordml/cex" xmlns:w16cid="http://schemas.microsoft.com/office/word/2016/wordml/cid" xmlns:w16="http://schemas.microsoft.com/office/word/2018/wordml" xmlns:w16sdtdh="http://schemas.microsoft.com/office/word/2020/wordml/sdtdatahash" xmlns:w16se="http://schemas.microsoft.com/office/word/2015/wordml/symex" xmlns:wpg="http://schemas.microsoft.com/office/word/2010/wordprocessingGroup" xmlns:wpi="http://schemas.microsoft.com/office/word/2010/wordprocessingInk" xmlns:wne="http://schemas.microsoft.com/office/word/2006/wordml" xmlns:wps="http://schemas.microsoft.com/office/word/2010/wordprocessingShape" mc:Ignorable="w14 w15 w16se w16cid w16 w16cex w16sdtdh wp14">
   <w:abstractNum w:abstractNumId="0" w15:restartNumberingAfterBreak="0">
     <w:nsid w:val="0910687E"/>
     <w:multiLevelType w:val="hybridMultilevel"/>
@@ -2113,22 +3885,22 @@
       </w:rPr>
     </w:lvl>
   </w:abstractNum>
-  <w:num w:numId="1" w16cid:durableId="1488210907">
+  <w:num w:numId="1">
     <w:abstractNumId w:val="4"/>
   </w:num>
-  <w:num w:numId="2" w16cid:durableId="1429690629">
+  <w:num w:numId="2">
     <w:abstractNumId w:val="0"/>
   </w:num>
-  <w:num w:numId="3" w16cid:durableId="1860075320">
+  <w:num w:numId="3">
     <w:abstractNumId w:val="5"/>
   </w:num>
-  <w:num w:numId="4" w16cid:durableId="422803997">
+  <w:num w:numId="4">
     <w:abstractNumId w:val="3"/>
   </w:num>
-  <w:num w:numId="5" w16cid:durableId="440606804">
+  <w:num w:numId="5">
     <w:abstractNumId w:val="2"/>
   </w:num>
-  <w:num w:numId="6" w16cid:durableId="1043796687">
+  <w:num w:numId="6">
     <w:abstractNumId w:val="1"/>
   </w:num>
 </w:numbering>
